--- a/fuentes/CFA8_22846_DU.docx
+++ b/fuentes/CFA8_22846_DU.docx
@@ -1,6 +1,6 @@
 
 <file path=word/document.xml><?xml version="1.0" encoding="utf-8"?>
-<w:document xmlns:wpc="http://schemas.microsoft.com/office/word/2010/wordprocessingCanvas" xmlns:cx="http://schemas.microsoft.com/office/drawing/2014/chartex" xmlns:cx1="http://schemas.microsoft.com/office/drawing/2015/9/8/chartex" xmlns:cx2="http://schemas.microsoft.com/office/drawing/2015/10/21/chartex" xmlns:cx3="http://schemas.microsoft.com/office/drawing/2016/5/9/chartex" xmlns:cx4="http://schemas.microsoft.com/office/drawing/2016/5/10/chartex" xmlns:cx5="http://schemas.microsoft.com/office/drawing/2016/5/11/chartex" xmlns:cx6="http://schemas.microsoft.com/office/drawing/2016/5/12/chartex" xmlns:cx7="http://schemas.microsoft.com/office/drawing/2016/5/13/chartex" xmlns:cx8="http://schemas.microsoft.com/office/drawing/2016/5/14/chartex" xmlns:mc="http://schemas.openxmlformats.org/markup-compatibility/2006" xmlns:aink="http://schemas.microsoft.com/office/drawing/2016/ink" xmlns:am3d="http://schemas.microsoft.com/office/drawing/2017/model3d" xmlns:o="urn:schemas-microsoft-com:office:office" xmlns:r="http://schemas.openxmlformats.org/officeDocument/2006/relationships" xmlns:m="http://schemas.openxmlformats.org/officeDocument/2006/math" xmlns:v="urn:schemas-microsoft-com:vml" xmlns:wp14="http://schemas.microsoft.com/office/word/2010/wordprocessingDrawing" xmlns:wp="http://schemas.openxmlformats.org/drawingml/2006/wordprocessingDrawing" xmlns:w10="urn:schemas-microsoft-com:office:word" xmlns:w="http://schemas.openxmlformats.org/wordprocessingml/2006/main" xmlns:w14="http://schemas.microsoft.com/office/word/2010/wordml" xmlns:w15="http://schemas.microsoft.com/office/word/2012/wordml" xmlns:w16cex="http://schemas.microsoft.com/office/word/2018/wordml/cex" xmlns:w16cid="http://schemas.microsoft.com/office/word/2016/wordml/cid" xmlns:w16="http://schemas.microsoft.com/office/word/2018/wordml" xmlns:w16sdtdh="http://schemas.microsoft.com/office/word/2020/wordml/sdtdatahash" xmlns:w16se="http://schemas.microsoft.com/office/word/2015/wordml/symex" xmlns:wpg="http://schemas.microsoft.com/office/word/2010/wordprocessingGroup" xmlns:wpi="http://schemas.microsoft.com/office/word/2010/wordprocessingInk" xmlns:wne="http://schemas.microsoft.com/office/word/2006/wordml" xmlns:wps="http://schemas.microsoft.com/office/word/2010/wordprocessingShape" mc:Ignorable="w14 w15 w16se w16cid w16 w16cex w16sdtdh wp14">
+<w:document xmlns:wpc="http://schemas.microsoft.com/office/word/2010/wordprocessingCanvas" xmlns:cx="http://schemas.microsoft.com/office/drawing/2014/chartex" xmlns:cx1="http://schemas.microsoft.com/office/drawing/2015/9/8/chartex" xmlns:cx2="http://schemas.microsoft.com/office/drawing/2015/10/21/chartex" xmlns:cx3="http://schemas.microsoft.com/office/drawing/2016/5/9/chartex" xmlns:cx4="http://schemas.microsoft.com/office/drawing/2016/5/10/chartex" xmlns:cx5="http://schemas.microsoft.com/office/drawing/2016/5/11/chartex" xmlns:cx6="http://schemas.microsoft.com/office/drawing/2016/5/12/chartex" xmlns:cx7="http://schemas.microsoft.com/office/drawing/2016/5/13/chartex" xmlns:cx8="http://schemas.microsoft.com/office/drawing/2016/5/14/chartex" xmlns:mc="http://schemas.openxmlformats.org/markup-compatibility/2006" xmlns:aink="http://schemas.microsoft.com/office/drawing/2016/ink" xmlns:am3d="http://schemas.microsoft.com/office/drawing/2017/model3d" xmlns:o="urn:schemas-microsoft-com:office:office" xmlns:r="http://schemas.openxmlformats.org/officeDocument/2006/relationships" xmlns:m="http://schemas.openxmlformats.org/officeDocument/2006/math" xmlns:v="urn:schemas-microsoft-com:vml" xmlns:wp14="http://schemas.microsoft.com/office/word/2010/wordprocessingDrawing" xmlns:wp="http://schemas.openxmlformats.org/drawingml/2006/wordprocessingDrawing" xmlns:w10="urn:schemas-microsoft-com:office:word" xmlns:w="http://schemas.openxmlformats.org/wordprocessingml/2006/main" xmlns:w14="http://schemas.microsoft.com/office/word/2010/wordml" xmlns:w15="http://schemas.microsoft.com/office/word/2012/wordml" xmlns:w16cid="http://schemas.microsoft.com/office/word/2016/wordml/cid" xmlns:w16se="http://schemas.microsoft.com/office/word/2015/wordml/symex" xmlns:wpg="http://schemas.microsoft.com/office/word/2010/wordprocessingGroup" xmlns:wpi="http://schemas.microsoft.com/office/word/2010/wordprocessingInk" xmlns:wne="http://schemas.microsoft.com/office/word/2006/wordml" xmlns:wps="http://schemas.microsoft.com/office/word/2010/wordprocessingShape" mc:Ignorable="w14 w15 w16se w16cid wp14">
   <w:body>
     <w:p>
       <w:r>
@@ -40,7 +40,7 @@
                     </pic:cNvPicPr>
                   </pic:nvPicPr>
                   <pic:blipFill>
-                    <a:blip r:embed="rId11">
+                    <a:blip r:embed="rId8">
                       <a:extLst>
                         <a:ext uri="{28A0092B-C50C-407E-A947-70E740481C1C}">
                           <a14:useLocalDpi xmlns:a14="http://schemas.microsoft.com/office/drawing/2010/main" val="0"/>
@@ -213,7 +213,7 @@
               </wp:anchor>
             </w:drawing>
           </mc:Choice>
-          <mc:Fallback>
+          <mc:Fallback xmlns:w16sdtdh="http://schemas.microsoft.com/office/word/2020/wordml/sdtdatahash" xmlns:w16="http://schemas.microsoft.com/office/word/2018/wordml" xmlns:w16cex="http://schemas.microsoft.com/office/word/2018/wordml/cex">
             <w:pict>
               <v:rect w14:anchorId="5C6229C9" id="Rectángulo 4" o:spid="_x0000_s1026" style="position:absolute;margin-left:-55.7pt;margin-top:29pt;width:613.85pt;height:204pt;z-index:-251659776;visibility:visible;mso-wrap-style:square;mso-width-percent:0;mso-height-percent:0;mso-wrap-distance-left:9pt;mso-wrap-distance-top:0;mso-wrap-distance-right:9pt;mso-wrap-distance-bottom:0;mso-position-horizontal:absolute;mso-position-horizontal-relative:text;mso-position-vertical:absolute;mso-position-vertical-relative:text;mso-width-percent:0;mso-height-percent:0;mso-width-relative:page;mso-height-relative:margin;v-text-anchor:middle" o:gfxdata="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" fillcolor="#00314d" stroked="f" strokeweight="1pt"/>
             </w:pict>
@@ -318,7 +318,7 @@
                 <v:stroke joinstyle="miter"/>
                 <v:path gradientshapeok="t" o:connecttype="rect"/>
               </v:shapetype>
-              <v:shape id="Cuadro de texto 2" o:spid="_x0000_s1026" type="#_x0000_t202" alt="&quot;&quot;" style="position:absolute;left:0;text-align:left;margin-left:-20.7pt;margin-top:22pt;width:488.95pt;height:146.25pt;z-index:251657728;visibility:visible;mso-wrap-style:square;mso-width-percent:0;mso-height-percent:0;mso-wrap-distance-left:9pt;mso-wrap-distance-top:3.6pt;mso-wrap-distance-right:9pt;mso-wrap-distance-bottom:3.6pt;mso-position-horizontal:absolute;mso-position-horizontal-relative:text;mso-position-vertical:absolute;mso-position-vertical-relative:text;mso-width-percent:0;mso-height-percent:0;mso-width-relative:margin;mso-height-relative:margin;v-text-anchor:top" o:gfxdata="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" filled="f" stroked="f">
+              <v:shape id="Cuadro de texto 2" o:spid="_x0000_s1026" type="#_x0000_t202" style="position:absolute;left:0;text-align:left;margin-left:-20.7pt;margin-top:22pt;width:488.95pt;height:146.25pt;z-index:251657728;visibility:visible;mso-wrap-style:square;mso-width-percent:0;mso-height-percent:0;mso-wrap-distance-left:9pt;mso-wrap-distance-top:3.6pt;mso-wrap-distance-right:9pt;mso-wrap-distance-bottom:3.6pt;mso-position-horizontal:absolute;mso-position-horizontal-relative:text;mso-position-vertical:absolute;mso-position-vertical-relative:text;mso-width-percent:0;mso-height-percent:0;mso-width-relative:margin;mso-height-relative:margin;v-text-anchor:top" o:gfxdata="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" filled="f" stroked="f">
                 <v:textbox>
                   <w:txbxContent>
                     <w:p>
@@ -2382,7 +2382,7 @@
                     </pic:cNvPicPr>
                   </pic:nvPicPr>
                   <pic:blipFill>
-                    <a:blip r:embed="rId12" cstate="print">
+                    <a:blip r:embed="rId9" cstate="print">
                       <a:extLst>
                         <a:ext uri="{28A0092B-C50C-407E-A947-70E740481C1C}">
                           <a14:useLocalDpi xmlns:a14="http://schemas.microsoft.com/office/drawing/2010/main" val="0"/>
@@ -2644,6 +2644,9 @@
       <w:r>
         <w:t>Servicios de configuración automática de red</w:t>
       </w:r>
+      <w:r>
+        <w:t>.</w:t>
+      </w:r>
     </w:p>
     <w:p>
       <w:pPr>
@@ -2656,6 +2659,9 @@
       <w:r>
         <w:t>Servicios de resolución de nombres</w:t>
       </w:r>
+      <w:r>
+        <w:t>.</w:t>
+      </w:r>
     </w:p>
     <w:p>
       <w:pPr>
@@ -2668,6 +2674,9 @@
       <w:r>
         <w:t>Servicios de transferencia de archivos</w:t>
       </w:r>
+      <w:r>
+        <w:t>.</w:t>
+      </w:r>
     </w:p>
     <w:p>
       <w:pPr>
@@ -2689,6 +2698,9 @@
       <w:r>
         <w:t>y aplicaciones</w:t>
       </w:r>
+      <w:r>
+        <w:t>.</w:t>
+      </w:r>
     </w:p>
     <w:p>
       <w:pPr>
@@ -2701,6 +2713,9 @@
       <w:r>
         <w:t>Servicios de acceso remoto</w:t>
       </w:r>
+      <w:r>
+        <w:t>.</w:t>
+      </w:r>
     </w:p>
     <w:p>
       <w:pPr>
@@ -2713,6 +2728,11 @@
       <w:r>
         <w:t>Servicios de comunicación y mensajería</w:t>
       </w:r>
+      <w:r>
+        <w:t>.</w:t>
+      </w:r>
+      <w:bookmarkStart w:id="6" w:name="_GoBack"/>
+      <w:bookmarkEnd w:id="6"/>
     </w:p>
     <w:p>
       <w:r>
@@ -3152,12 +3172,12 @@
       <w:pPr>
         <w:pStyle w:val="Ttulo1"/>
       </w:pPr>
-      <w:bookmarkStart w:id="6" w:name="_Toc229676280"/>
+      <w:bookmarkStart w:id="7" w:name="_Toc229676280"/>
       <w:r>
         <w:lastRenderedPageBreak/>
         <w:t>Servicios de configuración y resolución de red</w:t>
       </w:r>
-      <w:bookmarkEnd w:id="6"/>
+      <w:bookmarkEnd w:id="7"/>
     </w:p>
     <w:p>
       <w:r>
@@ -3334,14 +3354,14 @@
           <w:lang w:eastAsia="es-CO"/>
         </w:rPr>
       </w:pPr>
-      <w:bookmarkStart w:id="7" w:name="_Toc229676281"/>
-      <w:bookmarkEnd w:id="7"/>
+      <w:bookmarkStart w:id="8" w:name="_Toc229676281"/>
+      <w:bookmarkEnd w:id="8"/>
     </w:p>
     <w:p>
       <w:pPr>
         <w:pStyle w:val="Ttulo2"/>
       </w:pPr>
-      <w:bookmarkStart w:id="8" w:name="_Toc229676282"/>
+      <w:bookmarkStart w:id="9" w:name="_Toc229676282"/>
       <w:r>
         <w:t xml:space="preserve">DHCP (Dynamic Host </w:t>
       </w:r>
@@ -3361,7 +3381,7 @@
       <w:r>
         <w:t>)</w:t>
       </w:r>
-      <w:bookmarkEnd w:id="8"/>
+      <w:bookmarkEnd w:id="9"/>
     </w:p>
     <w:p>
       <w:r>
@@ -3642,7 +3662,7 @@
       <w:pPr>
         <w:pStyle w:val="Ttulo2"/>
       </w:pPr>
-      <w:bookmarkStart w:id="9" w:name="_Toc229676283"/>
+      <w:bookmarkStart w:id="10" w:name="_Toc229676283"/>
       <w:r>
         <w:lastRenderedPageBreak/>
         <w:t>DNS (</w:t>
@@ -3671,7 +3691,7 @@
       <w:r>
         <w:t>)</w:t>
       </w:r>
-      <w:bookmarkEnd w:id="9"/>
+      <w:bookmarkEnd w:id="10"/>
     </w:p>
     <w:p>
       <w:r>
@@ -3921,12 +3941,12 @@
       <w:pPr>
         <w:pStyle w:val="Ttulo1"/>
       </w:pPr>
-      <w:bookmarkStart w:id="10" w:name="_Toc229676284"/>
+      <w:bookmarkStart w:id="11" w:name="_Toc229676284"/>
       <w:r>
         <w:lastRenderedPageBreak/>
         <w:t>Servicios de acceso y transferencia de información</w:t>
       </w:r>
-      <w:bookmarkEnd w:id="10"/>
+      <w:bookmarkEnd w:id="11"/>
     </w:p>
     <w:p>
       <w:r>
@@ -3982,30 +4002,46 @@
           <w:lang w:eastAsia="es-CO"/>
         </w:rPr>
       </w:pPr>
-      <w:bookmarkStart w:id="11" w:name="_Toc229676285"/>
-      <w:bookmarkEnd w:id="11"/>
+      <w:bookmarkStart w:id="12" w:name="_Toc229676285"/>
+      <w:bookmarkEnd w:id="12"/>
     </w:p>
     <w:p>
       <w:pPr>
         <w:pStyle w:val="Ttulo2"/>
       </w:pPr>
-      <w:bookmarkStart w:id="12" w:name="_Toc229676286"/>
-      <w:r>
-        <w:t xml:space="preserve">RDP (Remote Desktop </w:t>
+      <w:bookmarkStart w:id="13" w:name="_Toc229676286"/>
+      <w:r>
+        <w:t>RDP (</w:t>
       </w:r>
       <w:proofErr w:type="spellStart"/>
       <w:r>
+        <w:t>Remote</w:t>
+      </w:r>
+      <w:proofErr w:type="spellEnd"/>
+      <w:r>
+        <w:t xml:space="preserve"> Desktop </w:t>
+      </w:r>
+      <w:proofErr w:type="spellStart"/>
+      <w:r>
         <w:t>Protocol</w:t>
       </w:r>
       <w:proofErr w:type="spellEnd"/>
       <w:r>
         <w:t>)</w:t>
       </w:r>
-      <w:bookmarkEnd w:id="12"/>
-    </w:p>
-    <w:p>
-      <w:r>
-        <w:t xml:space="preserve">El Remote Desktop </w:t>
+      <w:bookmarkEnd w:id="13"/>
+    </w:p>
+    <w:p>
+      <w:r>
+        <w:t xml:space="preserve">El </w:t>
+      </w:r>
+      <w:proofErr w:type="spellStart"/>
+      <w:r>
+        <w:t>Remote</w:t>
+      </w:r>
+      <w:proofErr w:type="spellEnd"/>
+      <w:r>
+        <w:t xml:space="preserve"> Desktop </w:t>
       </w:r>
       <w:proofErr w:type="spellStart"/>
       <w:r>
@@ -4061,7 +4097,7 @@
       <w:r>
         <w:t xml:space="preserve">: facilitando la configuración, instalación de </w:t>
       </w:r>
-      <w:bookmarkStart w:id="13" w:name="_Hlk229675487"/>
+      <w:bookmarkStart w:id="14" w:name="_Hlk229675487"/>
       <w:r>
         <w:rPr>
           <w:rStyle w:val="Extranjerismo"/>
@@ -4071,7 +4107,7 @@
       <w:r>
         <w:t xml:space="preserve"> </w:t>
       </w:r>
-      <w:bookmarkEnd w:id="13"/>
+      <w:bookmarkEnd w:id="14"/>
       <w:r>
         <w:t>y mantenimiento de equipos ubicados en centros de datos o en otras ubicaciones.</w:t>
       </w:r>
@@ -4373,7 +4409,15 @@
     </w:p>
     <w:p>
       <w:r>
-        <w:t xml:space="preserve">En una empresa, el administrador habilita RDP en un servidor ubicado en el centro de datos. Luego configura los usuarios autorizados y permite el puerto correspondiente en el </w:t>
+        <w:t xml:space="preserve">En una empresa, el </w:t>
+      </w:r>
+      <w:proofErr w:type="gramStart"/>
+      <w:r>
+        <w:t>administrador habilita</w:t>
+      </w:r>
+      <w:proofErr w:type="gramEnd"/>
+      <w:r>
+        <w:t xml:space="preserve"> RDP en un servidor ubicado en el centro de datos. Luego configura los usuarios autorizados y permite el puerto correspondiente en el </w:t>
       </w:r>
       <w:r>
         <w:rPr>
@@ -4394,7 +4438,7 @@
       <w:pPr>
         <w:pStyle w:val="Ttulo2"/>
       </w:pPr>
-      <w:bookmarkStart w:id="14" w:name="_Toc229676287"/>
+      <w:bookmarkStart w:id="15" w:name="_Toc229676287"/>
       <w:r>
         <w:t xml:space="preserve">FTP (File Transfer </w:t>
       </w:r>
@@ -4406,7 +4450,7 @@
       <w:r>
         <w:t>)</w:t>
       </w:r>
-      <w:bookmarkEnd w:id="14"/>
+      <w:bookmarkEnd w:id="15"/>
     </w:p>
     <w:p>
       <w:r>
@@ -4597,7 +4641,7 @@
       <w:pPr>
         <w:pStyle w:val="Ttulo2"/>
       </w:pPr>
-      <w:bookmarkStart w:id="15" w:name="_Toc229676288"/>
+      <w:bookmarkStart w:id="16" w:name="_Toc229676288"/>
       <w:r>
         <w:lastRenderedPageBreak/>
         <w:t xml:space="preserve">Gestión y administración de servidores </w:t>
@@ -4608,7 +4652,7 @@
         </w:rPr>
         <w:t>web</w:t>
       </w:r>
-      <w:bookmarkEnd w:id="15"/>
+      <w:bookmarkEnd w:id="16"/>
     </w:p>
     <w:p>
       <w:r>
@@ -4936,12 +4980,12 @@
       <w:pPr>
         <w:pStyle w:val="Ttulo1"/>
       </w:pPr>
-      <w:bookmarkStart w:id="16" w:name="_Toc229676289"/>
+      <w:bookmarkStart w:id="17" w:name="_Toc229676289"/>
       <w:r>
         <w:lastRenderedPageBreak/>
         <w:t>Servicios de comunicación en red</w:t>
       </w:r>
-      <w:bookmarkEnd w:id="16"/>
+      <w:bookmarkEnd w:id="17"/>
     </w:p>
     <w:p>
       <w:r>
@@ -4994,18 +5038,18 @@
           <w:lang w:eastAsia="es-CO"/>
         </w:rPr>
       </w:pPr>
-      <w:bookmarkStart w:id="17" w:name="_Toc229676290"/>
-      <w:bookmarkEnd w:id="17"/>
+      <w:bookmarkStart w:id="18" w:name="_Toc229676290"/>
+      <w:bookmarkEnd w:id="18"/>
     </w:p>
     <w:p>
       <w:pPr>
         <w:pStyle w:val="Ttulo2"/>
       </w:pPr>
-      <w:bookmarkStart w:id="18" w:name="_Toc229676291"/>
+      <w:bookmarkStart w:id="19" w:name="_Toc229676291"/>
       <w:r>
         <w:t>Gestión de servicios de correo electrónico</w:t>
       </w:r>
-      <w:bookmarkEnd w:id="18"/>
+      <w:bookmarkEnd w:id="19"/>
     </w:p>
     <w:p>
       <w:r>
@@ -5201,11 +5245,11 @@
       <w:pPr>
         <w:pStyle w:val="Ttulo2"/>
       </w:pPr>
-      <w:bookmarkStart w:id="19" w:name="_Toc229676292"/>
+      <w:bookmarkStart w:id="20" w:name="_Toc229676292"/>
       <w:r>
         <w:t>Voz sobre IP (VoIP)</w:t>
       </w:r>
-      <w:bookmarkEnd w:id="19"/>
+      <w:bookmarkEnd w:id="20"/>
     </w:p>
     <w:p>
       <w:r>
@@ -5461,12 +5505,12 @@
       <w:pPr>
         <w:pStyle w:val="Ttulo2"/>
       </w:pPr>
-      <w:bookmarkStart w:id="20" w:name="_Toc229676293"/>
+      <w:bookmarkStart w:id="21" w:name="_Toc229676293"/>
       <w:r>
         <w:lastRenderedPageBreak/>
         <w:t>Protocolos de comunicación utilizados en servicios de mensajería</w:t>
       </w:r>
-      <w:bookmarkEnd w:id="20"/>
+      <w:bookmarkEnd w:id="21"/>
     </w:p>
     <w:p>
       <w:r>
@@ -5751,11 +5795,11 @@
       <w:pPr>
         <w:pStyle w:val="Ttulo2"/>
       </w:pPr>
-      <w:bookmarkStart w:id="21" w:name="_Toc229676294"/>
+      <w:bookmarkStart w:id="22" w:name="_Toc229676294"/>
       <w:r>
         <w:t>Seguridad en los servicios de comunicación en red</w:t>
       </w:r>
-      <w:bookmarkEnd w:id="21"/>
+      <w:bookmarkEnd w:id="22"/>
     </w:p>
     <w:p>
       <w:r>
@@ -6308,12 +6352,12 @@
       <w:pPr>
         <w:pStyle w:val="Titulosgenerales"/>
       </w:pPr>
-      <w:bookmarkStart w:id="22" w:name="_Toc229676295"/>
+      <w:bookmarkStart w:id="23" w:name="_Toc229676295"/>
       <w:r>
         <w:lastRenderedPageBreak/>
         <w:t>Síntesis</w:t>
       </w:r>
-      <w:bookmarkEnd w:id="22"/>
+      <w:bookmarkEnd w:id="23"/>
     </w:p>
     <w:p>
       <w:pPr>
@@ -6365,7 +6409,7 @@
                     </pic:cNvPicPr>
                   </pic:nvPicPr>
                   <pic:blipFill>
-                    <a:blip r:embed="rId13">
+                    <a:blip r:embed="rId10">
                       <a:extLst>
                         <a:ext uri="{28A0092B-C50C-407E-A947-70E740481C1C}">
                           <a14:useLocalDpi xmlns:a14="http://schemas.microsoft.com/office/drawing/2010/main" val="0"/>
@@ -6398,14 +6442,14 @@
       <w:pPr>
         <w:pStyle w:val="Titulosgenerales"/>
       </w:pPr>
-      <w:bookmarkStart w:id="23" w:name="_Toc176443725"/>
-      <w:bookmarkStart w:id="24" w:name="_Toc229676296"/>
+      <w:bookmarkStart w:id="24" w:name="_Toc176443725"/>
+      <w:bookmarkStart w:id="25" w:name="_Toc229676296"/>
       <w:r>
         <w:lastRenderedPageBreak/>
         <w:t>Glosario</w:t>
       </w:r>
-      <w:bookmarkEnd w:id="23"/>
       <w:bookmarkEnd w:id="24"/>
+      <w:bookmarkEnd w:id="25"/>
     </w:p>
     <w:p>
       <w:pPr>
@@ -6585,7 +6629,7 @@
           <w:lang w:eastAsia="es-CO"/>
         </w:rPr>
       </w:pPr>
-      <w:bookmarkStart w:id="25" w:name="_Hlk229674547"/>
+      <w:bookmarkStart w:id="26" w:name="_Hlk229674547"/>
       <w:r>
         <w:rPr>
           <w:rStyle w:val="Extranjerismo"/>
@@ -6594,7 +6638,7 @@
         </w:rPr>
         <w:t>Firewall</w:t>
       </w:r>
-      <w:bookmarkEnd w:id="25"/>
+      <w:bookmarkEnd w:id="26"/>
       <w:r>
         <w:rPr>
           <w:lang w:eastAsia="es-CO"/>
@@ -6702,7 +6746,7 @@
           <w:b/>
           <w:lang w:eastAsia="es-CO"/>
         </w:rPr>
-        <w:t xml:space="preserve">RDP (Remote Desktop </w:t>
+        <w:t>RDP (</w:t>
       </w:r>
       <w:proofErr w:type="spellStart"/>
       <w:r>
@@ -6710,6 +6754,22 @@
           <w:b/>
           <w:lang w:eastAsia="es-CO"/>
         </w:rPr>
+        <w:t>Remote</w:t>
+      </w:r>
+      <w:proofErr w:type="spellEnd"/>
+      <w:r>
+        <w:rPr>
+          <w:b/>
+          <w:lang w:eastAsia="es-CO"/>
+        </w:rPr>
+        <w:t xml:space="preserve"> Desktop </w:t>
+      </w:r>
+      <w:proofErr w:type="spellStart"/>
+      <w:r>
+        <w:rPr>
+          <w:b/>
+          <w:lang w:eastAsia="es-CO"/>
+        </w:rPr>
         <w:t>Protocol</w:t>
       </w:r>
       <w:proofErr w:type="spellEnd"/>
@@ -6892,8 +6952,8 @@
           <w:lang w:val="es-MX"/>
         </w:rPr>
       </w:pPr>
-      <w:bookmarkStart w:id="26" w:name="_Toc176443726"/>
-      <w:bookmarkStart w:id="27" w:name="_Toc229676297"/>
+      <w:bookmarkStart w:id="27" w:name="_Toc176443726"/>
+      <w:bookmarkStart w:id="28" w:name="_Toc229676297"/>
       <w:r>
         <w:rPr>
           <w:lang w:val="es-MX"/>
@@ -6901,8 +6961,8 @@
         <w:lastRenderedPageBreak/>
         <w:t>Referencias bibliográficas</w:t>
       </w:r>
-      <w:bookmarkEnd w:id="26"/>
       <w:bookmarkEnd w:id="27"/>
+      <w:bookmarkEnd w:id="28"/>
     </w:p>
     <w:p>
       <w:pPr>
@@ -7208,7 +7268,7 @@
         </w:rPr>
         <w:t xml:space="preserve">Microsoft. (s. f.). Servicios de Escritorio remoto. </w:t>
       </w:r>
-      <w:hyperlink r:id="rId14" w:history="1">
+      <w:hyperlink r:id="rId11" w:history="1">
         <w:r>
           <w:rPr>
             <w:rStyle w:val="Hipervnculo"/>
@@ -7422,14 +7482,14 @@
       <w:pPr>
         <w:pStyle w:val="Titulosgenerales"/>
       </w:pPr>
-      <w:bookmarkStart w:id="28" w:name="_Toc176443727"/>
-      <w:bookmarkStart w:id="29" w:name="_Toc229676298"/>
+      <w:bookmarkStart w:id="29" w:name="_Toc176443727"/>
+      <w:bookmarkStart w:id="30" w:name="_Toc229676298"/>
       <w:r>
         <w:lastRenderedPageBreak/>
         <w:t>Créditos</w:t>
       </w:r>
-      <w:bookmarkEnd w:id="28"/>
       <w:bookmarkEnd w:id="29"/>
+      <w:bookmarkEnd w:id="30"/>
     </w:p>
     <w:tbl>
       <w:tblPr>
@@ -7561,7 +7621,7 @@
               </w:rPr>
             </w:pPr>
             <w:r>
-              <w:t>Profesional G06. Responsable Ecosistema Virtual de Recursos Educativos Digitales</w:t>
+              <w:t>Responsable Ecosistema de Recursos Educativos Digitales (RED)</w:t>
             </w:r>
           </w:p>
         </w:tc>
@@ -8060,8 +8120,8 @@
       </w:pPr>
     </w:p>
     <w:sectPr>
-      <w:headerReference w:type="default" r:id="rId15"/>
-      <w:footerReference w:type="default" r:id="rId16"/>
+      <w:headerReference w:type="default" r:id="rId12"/>
+      <w:footerReference w:type="default" r:id="rId13"/>
       <w:pgSz w:w="12240" w:h="15840"/>
       <w:pgMar w:top="1701" w:right="1134" w:bottom="1134" w:left="1134" w:header="709" w:footer="737" w:gutter="0"/>
       <w:pgNumType w:start="1"/>
@@ -8073,7 +8133,7 @@
 </file>
 
 <file path=word/endnotes.xml><?xml version="1.0" encoding="utf-8"?>
-<w:endnotes xmlns:wpc="http://schemas.microsoft.com/office/word/2010/wordprocessingCanvas" xmlns:cx="http://schemas.microsoft.com/office/drawing/2014/chartex" xmlns:cx1="http://schemas.microsoft.com/office/drawing/2015/9/8/chartex" xmlns:cx2="http://schemas.microsoft.com/office/drawing/2015/10/21/chartex" xmlns:cx3="http://schemas.microsoft.com/office/drawing/2016/5/9/chartex" xmlns:cx4="http://schemas.microsoft.com/office/drawing/2016/5/10/chartex" xmlns:cx5="http://schemas.microsoft.com/office/drawing/2016/5/11/chartex" xmlns:cx6="http://schemas.microsoft.com/office/drawing/2016/5/12/chartex" xmlns:cx7="http://schemas.microsoft.com/office/drawing/2016/5/13/chartex" xmlns:cx8="http://schemas.microsoft.com/office/drawing/2016/5/14/chartex" xmlns:mc="http://schemas.openxmlformats.org/markup-compatibility/2006" xmlns:aink="http://schemas.microsoft.com/office/drawing/2016/ink" xmlns:am3d="http://schemas.microsoft.com/office/drawing/2017/model3d" xmlns:o="urn:schemas-microsoft-com:office:office" xmlns:r="http://schemas.openxmlformats.org/officeDocument/2006/relationships" xmlns:m="http://schemas.openxmlformats.org/officeDocument/2006/math" xmlns:v="urn:schemas-microsoft-com:vml" xmlns:wp14="http://schemas.microsoft.com/office/word/2010/wordprocessingDrawing" xmlns:wp="http://schemas.openxmlformats.org/drawingml/2006/wordprocessingDrawing" xmlns:w10="urn:schemas-microsoft-com:office:word" xmlns:w="http://schemas.openxmlformats.org/wordprocessingml/2006/main" xmlns:w14="http://schemas.microsoft.com/office/word/2010/wordml" xmlns:w15="http://schemas.microsoft.com/office/word/2012/wordml" xmlns:w16cex="http://schemas.microsoft.com/office/word/2018/wordml/cex" xmlns:w16cid="http://schemas.microsoft.com/office/word/2016/wordml/cid" xmlns:w16="http://schemas.microsoft.com/office/word/2018/wordml" xmlns:w16sdtdh="http://schemas.microsoft.com/office/word/2020/wordml/sdtdatahash" xmlns:w16se="http://schemas.microsoft.com/office/word/2015/wordml/symex" xmlns:wpg="http://schemas.microsoft.com/office/word/2010/wordprocessingGroup" xmlns:wpi="http://schemas.microsoft.com/office/word/2010/wordprocessingInk" xmlns:wne="http://schemas.microsoft.com/office/word/2006/wordml" xmlns:wps="http://schemas.microsoft.com/office/word/2010/wordprocessingShape" mc:Ignorable="w14 w15 w16se w16cid w16 w16cex w16sdtdh wp14">
+<w:endnotes xmlns:wpc="http://schemas.microsoft.com/office/word/2010/wordprocessingCanvas" xmlns:cx="http://schemas.microsoft.com/office/drawing/2014/chartex" xmlns:cx1="http://schemas.microsoft.com/office/drawing/2015/9/8/chartex" xmlns:cx2="http://schemas.microsoft.com/office/drawing/2015/10/21/chartex" xmlns:cx3="http://schemas.microsoft.com/office/drawing/2016/5/9/chartex" xmlns:cx4="http://schemas.microsoft.com/office/drawing/2016/5/10/chartex" xmlns:cx5="http://schemas.microsoft.com/office/drawing/2016/5/11/chartex" xmlns:cx6="http://schemas.microsoft.com/office/drawing/2016/5/12/chartex" xmlns:cx7="http://schemas.microsoft.com/office/drawing/2016/5/13/chartex" xmlns:cx8="http://schemas.microsoft.com/office/drawing/2016/5/14/chartex" xmlns:mc="http://schemas.openxmlformats.org/markup-compatibility/2006" xmlns:aink="http://schemas.microsoft.com/office/drawing/2016/ink" xmlns:am3d="http://schemas.microsoft.com/office/drawing/2017/model3d" xmlns:o="urn:schemas-microsoft-com:office:office" xmlns:r="http://schemas.openxmlformats.org/officeDocument/2006/relationships" xmlns:m="http://schemas.openxmlformats.org/officeDocument/2006/math" xmlns:v="urn:schemas-microsoft-com:vml" xmlns:wp14="http://schemas.microsoft.com/office/word/2010/wordprocessingDrawing" xmlns:wp="http://schemas.openxmlformats.org/drawingml/2006/wordprocessingDrawing" xmlns:w10="urn:schemas-microsoft-com:office:word" xmlns:w="http://schemas.openxmlformats.org/wordprocessingml/2006/main" xmlns:w14="http://schemas.microsoft.com/office/word/2010/wordml" xmlns:w15="http://schemas.microsoft.com/office/word/2012/wordml" xmlns:w16cid="http://schemas.microsoft.com/office/word/2016/wordml/cid" xmlns:w16se="http://schemas.microsoft.com/office/word/2015/wordml/symex" xmlns:wpg="http://schemas.microsoft.com/office/word/2010/wordprocessingGroup" xmlns:wpi="http://schemas.microsoft.com/office/word/2010/wordprocessingInk" xmlns:wne="http://schemas.microsoft.com/office/word/2006/wordml" xmlns:wps="http://schemas.microsoft.com/office/word/2010/wordprocessingShape" mc:Ignorable="w14 w15 w16se w16cid wp14">
   <w:endnote w:type="separator" w:id="-1">
     <w:p>
       <w:pPr>
@@ -8098,7 +8158,7 @@
 </file>
 
 <file path=word/footer1.xml><?xml version="1.0" encoding="utf-8"?>
-<w:ftr xmlns:wpc="http://schemas.microsoft.com/office/word/2010/wordprocessingCanvas" xmlns:cx="http://schemas.microsoft.com/office/drawing/2014/chartex" xmlns:cx1="http://schemas.microsoft.com/office/drawing/2015/9/8/chartex" xmlns:cx2="http://schemas.microsoft.com/office/drawing/2015/10/21/chartex" xmlns:cx3="http://schemas.microsoft.com/office/drawing/2016/5/9/chartex" xmlns:cx4="http://schemas.microsoft.com/office/drawing/2016/5/10/chartex" xmlns:cx5="http://schemas.microsoft.com/office/drawing/2016/5/11/chartex" xmlns:cx6="http://schemas.microsoft.com/office/drawing/2016/5/12/chartex" xmlns:cx7="http://schemas.microsoft.com/office/drawing/2016/5/13/chartex" xmlns:cx8="http://schemas.microsoft.com/office/drawing/2016/5/14/chartex" xmlns:mc="http://schemas.openxmlformats.org/markup-compatibility/2006" xmlns:aink="http://schemas.microsoft.com/office/drawing/2016/ink" xmlns:am3d="http://schemas.microsoft.com/office/drawing/2017/model3d" xmlns:o="urn:schemas-microsoft-com:office:office" xmlns:r="http://schemas.openxmlformats.org/officeDocument/2006/relationships" xmlns:m="http://schemas.openxmlformats.org/officeDocument/2006/math" xmlns:v="urn:schemas-microsoft-com:vml" xmlns:wp14="http://schemas.microsoft.com/office/word/2010/wordprocessingDrawing" xmlns:wp="http://schemas.openxmlformats.org/drawingml/2006/wordprocessingDrawing" xmlns:w10="urn:schemas-microsoft-com:office:word" xmlns:w="http://schemas.openxmlformats.org/wordprocessingml/2006/main" xmlns:w14="http://schemas.microsoft.com/office/word/2010/wordml" xmlns:w15="http://schemas.microsoft.com/office/word/2012/wordml" xmlns:w16cex="http://schemas.microsoft.com/office/word/2018/wordml/cex" xmlns:w16cid="http://schemas.microsoft.com/office/word/2016/wordml/cid" xmlns:w16="http://schemas.microsoft.com/office/word/2018/wordml" xmlns:w16sdtdh="http://schemas.microsoft.com/office/word/2020/wordml/sdtdatahash" xmlns:w16se="http://schemas.microsoft.com/office/word/2015/wordml/symex" xmlns:wpg="http://schemas.microsoft.com/office/word/2010/wordprocessingGroup" xmlns:wpi="http://schemas.microsoft.com/office/word/2010/wordprocessingInk" xmlns:wne="http://schemas.microsoft.com/office/word/2006/wordml" xmlns:wps="http://schemas.microsoft.com/office/word/2010/wordprocessingShape" mc:Ignorable="w14 w15 w16se w16cid w16 w16cex w16sdtdh wp14">
+<w:ftr xmlns:wpc="http://schemas.microsoft.com/office/word/2010/wordprocessingCanvas" xmlns:cx="http://schemas.microsoft.com/office/drawing/2014/chartex" xmlns:cx1="http://schemas.microsoft.com/office/drawing/2015/9/8/chartex" xmlns:cx2="http://schemas.microsoft.com/office/drawing/2015/10/21/chartex" xmlns:cx3="http://schemas.microsoft.com/office/drawing/2016/5/9/chartex" xmlns:cx4="http://schemas.microsoft.com/office/drawing/2016/5/10/chartex" xmlns:cx5="http://schemas.microsoft.com/office/drawing/2016/5/11/chartex" xmlns:cx6="http://schemas.microsoft.com/office/drawing/2016/5/12/chartex" xmlns:cx7="http://schemas.microsoft.com/office/drawing/2016/5/13/chartex" xmlns:cx8="http://schemas.microsoft.com/office/drawing/2016/5/14/chartex" xmlns:mc="http://schemas.openxmlformats.org/markup-compatibility/2006" xmlns:aink="http://schemas.microsoft.com/office/drawing/2016/ink" xmlns:am3d="http://schemas.microsoft.com/office/drawing/2017/model3d" xmlns:o="urn:schemas-microsoft-com:office:office" xmlns:r="http://schemas.openxmlformats.org/officeDocument/2006/relationships" xmlns:m="http://schemas.openxmlformats.org/officeDocument/2006/math" xmlns:v="urn:schemas-microsoft-com:vml" xmlns:wp14="http://schemas.microsoft.com/office/word/2010/wordprocessingDrawing" xmlns:wp="http://schemas.openxmlformats.org/drawingml/2006/wordprocessingDrawing" xmlns:w10="urn:schemas-microsoft-com:office:word" xmlns:w="http://schemas.openxmlformats.org/wordprocessingml/2006/main" xmlns:w14="http://schemas.microsoft.com/office/word/2010/wordml" xmlns:w15="http://schemas.microsoft.com/office/word/2012/wordml" xmlns:w16cid="http://schemas.microsoft.com/office/word/2016/wordml/cid" xmlns:w16se="http://schemas.microsoft.com/office/word/2015/wordml/symex" xmlns:wpg="http://schemas.microsoft.com/office/word/2010/wordprocessingGroup" xmlns:wpi="http://schemas.microsoft.com/office/word/2010/wordprocessingInk" xmlns:wne="http://schemas.microsoft.com/office/word/2006/wordml" xmlns:wps="http://schemas.microsoft.com/office/word/2010/wordprocessingShape" mc:Ignorable="w14 w15 w16se w16cid wp14">
   <w:p>
     <w:pPr>
       <w:pStyle w:val="Piedepgina"/>
@@ -8235,7 +8295,7 @@
 </file>
 
 <file path=word/footnotes.xml><?xml version="1.0" encoding="utf-8"?>
-<w:footnotes xmlns:wpc="http://schemas.microsoft.com/office/word/2010/wordprocessingCanvas" xmlns:cx="http://schemas.microsoft.com/office/drawing/2014/chartex" xmlns:cx1="http://schemas.microsoft.com/office/drawing/2015/9/8/chartex" xmlns:cx2="http://schemas.microsoft.com/office/drawing/2015/10/21/chartex" xmlns:cx3="http://schemas.microsoft.com/office/drawing/2016/5/9/chartex" xmlns:cx4="http://schemas.microsoft.com/office/drawing/2016/5/10/chartex" xmlns:cx5="http://schemas.microsoft.com/office/drawing/2016/5/11/chartex" xmlns:cx6="http://schemas.microsoft.com/office/drawing/2016/5/12/chartex" xmlns:cx7="http://schemas.microsoft.com/office/drawing/2016/5/13/chartex" xmlns:cx8="http://schemas.microsoft.com/office/drawing/2016/5/14/chartex" xmlns:mc="http://schemas.openxmlformats.org/markup-compatibility/2006" xmlns:aink="http://schemas.microsoft.com/office/drawing/2016/ink" xmlns:am3d="http://schemas.microsoft.com/office/drawing/2017/model3d" xmlns:o="urn:schemas-microsoft-com:office:office" xmlns:r="http://schemas.openxmlformats.org/officeDocument/2006/relationships" xmlns:m="http://schemas.openxmlformats.org/officeDocument/2006/math" xmlns:v="urn:schemas-microsoft-com:vml" xmlns:wp14="http://schemas.microsoft.com/office/word/2010/wordprocessingDrawing" xmlns:wp="http://schemas.openxmlformats.org/drawingml/2006/wordprocessingDrawing" xmlns:w10="urn:schemas-microsoft-com:office:word" xmlns:w="http://schemas.openxmlformats.org/wordprocessingml/2006/main" xmlns:w14="http://schemas.microsoft.com/office/word/2010/wordml" xmlns:w15="http://schemas.microsoft.com/office/word/2012/wordml" xmlns:w16cex="http://schemas.microsoft.com/office/word/2018/wordml/cex" xmlns:w16cid="http://schemas.microsoft.com/office/word/2016/wordml/cid" xmlns:w16="http://schemas.microsoft.com/office/word/2018/wordml" xmlns:w16sdtdh="http://schemas.microsoft.com/office/word/2020/wordml/sdtdatahash" xmlns:w16se="http://schemas.microsoft.com/office/word/2015/wordml/symex" xmlns:wpg="http://schemas.microsoft.com/office/word/2010/wordprocessingGroup" xmlns:wpi="http://schemas.microsoft.com/office/word/2010/wordprocessingInk" xmlns:wne="http://schemas.microsoft.com/office/word/2006/wordml" xmlns:wps="http://schemas.microsoft.com/office/word/2010/wordprocessingShape" mc:Ignorable="w14 w15 w16se w16cid w16 w16cex w16sdtdh wp14">
+<w:footnotes xmlns:wpc="http://schemas.microsoft.com/office/word/2010/wordprocessingCanvas" xmlns:cx="http://schemas.microsoft.com/office/drawing/2014/chartex" xmlns:cx1="http://schemas.microsoft.com/office/drawing/2015/9/8/chartex" xmlns:cx2="http://schemas.microsoft.com/office/drawing/2015/10/21/chartex" xmlns:cx3="http://schemas.microsoft.com/office/drawing/2016/5/9/chartex" xmlns:cx4="http://schemas.microsoft.com/office/drawing/2016/5/10/chartex" xmlns:cx5="http://schemas.microsoft.com/office/drawing/2016/5/11/chartex" xmlns:cx6="http://schemas.microsoft.com/office/drawing/2016/5/12/chartex" xmlns:cx7="http://schemas.microsoft.com/office/drawing/2016/5/13/chartex" xmlns:cx8="http://schemas.microsoft.com/office/drawing/2016/5/14/chartex" xmlns:mc="http://schemas.openxmlformats.org/markup-compatibility/2006" xmlns:aink="http://schemas.microsoft.com/office/drawing/2016/ink" xmlns:am3d="http://schemas.microsoft.com/office/drawing/2017/model3d" xmlns:o="urn:schemas-microsoft-com:office:office" xmlns:r="http://schemas.openxmlformats.org/officeDocument/2006/relationships" xmlns:m="http://schemas.openxmlformats.org/officeDocument/2006/math" xmlns:v="urn:schemas-microsoft-com:vml" xmlns:wp14="http://schemas.microsoft.com/office/word/2010/wordprocessingDrawing" xmlns:wp="http://schemas.openxmlformats.org/drawingml/2006/wordprocessingDrawing" xmlns:w10="urn:schemas-microsoft-com:office:word" xmlns:w="http://schemas.openxmlformats.org/wordprocessingml/2006/main" xmlns:w14="http://schemas.microsoft.com/office/word/2010/wordml" xmlns:w15="http://schemas.microsoft.com/office/word/2012/wordml" xmlns:w16cid="http://schemas.microsoft.com/office/word/2016/wordml/cid" xmlns:w16se="http://schemas.microsoft.com/office/word/2015/wordml/symex" xmlns:wpg="http://schemas.microsoft.com/office/word/2010/wordprocessingGroup" xmlns:wpi="http://schemas.microsoft.com/office/word/2010/wordprocessingInk" xmlns:wne="http://schemas.microsoft.com/office/word/2006/wordml" xmlns:wps="http://schemas.microsoft.com/office/word/2010/wordprocessingShape" mc:Ignorable="w14 w15 w16se w16cid wp14">
   <w:footnote w:type="separator" w:id="-1">
     <w:p>
       <w:pPr>
@@ -8260,7 +8320,7 @@
 </file>
 
 <file path=word/header1.xml><?xml version="1.0" encoding="utf-8"?>
-<w:hdr xmlns:wpc="http://schemas.microsoft.com/office/word/2010/wordprocessingCanvas" xmlns:cx="http://schemas.microsoft.com/office/drawing/2014/chartex" xmlns:cx1="http://schemas.microsoft.com/office/drawing/2015/9/8/chartex" xmlns:cx2="http://schemas.microsoft.com/office/drawing/2015/10/21/chartex" xmlns:cx3="http://schemas.microsoft.com/office/drawing/2016/5/9/chartex" xmlns:cx4="http://schemas.microsoft.com/office/drawing/2016/5/10/chartex" xmlns:cx5="http://schemas.microsoft.com/office/drawing/2016/5/11/chartex" xmlns:cx6="http://schemas.microsoft.com/office/drawing/2016/5/12/chartex" xmlns:cx7="http://schemas.microsoft.com/office/drawing/2016/5/13/chartex" xmlns:cx8="http://schemas.microsoft.com/office/drawing/2016/5/14/chartex" xmlns:mc="http://schemas.openxmlformats.org/markup-compatibility/2006" xmlns:aink="http://schemas.microsoft.com/office/drawing/2016/ink" xmlns:am3d="http://schemas.microsoft.com/office/drawing/2017/model3d" xmlns:o="urn:schemas-microsoft-com:office:office" xmlns:r="http://schemas.openxmlformats.org/officeDocument/2006/relationships" xmlns:m="http://schemas.openxmlformats.org/officeDocument/2006/math" xmlns:v="urn:schemas-microsoft-com:vml" xmlns:wp14="http://schemas.microsoft.com/office/word/2010/wordprocessingDrawing" xmlns:wp="http://schemas.openxmlformats.org/drawingml/2006/wordprocessingDrawing" xmlns:w10="urn:schemas-microsoft-com:office:word" xmlns:w="http://schemas.openxmlformats.org/wordprocessingml/2006/main" xmlns:w14="http://schemas.microsoft.com/office/word/2010/wordml" xmlns:w15="http://schemas.microsoft.com/office/word/2012/wordml" xmlns:w16cex="http://schemas.microsoft.com/office/word/2018/wordml/cex" xmlns:w16cid="http://schemas.microsoft.com/office/word/2016/wordml/cid" xmlns:w16="http://schemas.microsoft.com/office/word/2018/wordml" xmlns:w16sdtdh="http://schemas.microsoft.com/office/word/2020/wordml/sdtdatahash" xmlns:w16se="http://schemas.microsoft.com/office/word/2015/wordml/symex" xmlns:wpg="http://schemas.microsoft.com/office/word/2010/wordprocessingGroup" xmlns:wpi="http://schemas.microsoft.com/office/word/2010/wordprocessingInk" xmlns:wne="http://schemas.microsoft.com/office/word/2006/wordml" xmlns:wps="http://schemas.microsoft.com/office/word/2010/wordprocessingShape" mc:Ignorable="w14 w15 w16se w16cid w16 w16cex w16sdtdh wp14">
+<w:hdr xmlns:wpc="http://schemas.microsoft.com/office/word/2010/wordprocessingCanvas" xmlns:cx="http://schemas.microsoft.com/office/drawing/2014/chartex" xmlns:cx1="http://schemas.microsoft.com/office/drawing/2015/9/8/chartex" xmlns:cx2="http://schemas.microsoft.com/office/drawing/2015/10/21/chartex" xmlns:cx3="http://schemas.microsoft.com/office/drawing/2016/5/9/chartex" xmlns:cx4="http://schemas.microsoft.com/office/drawing/2016/5/10/chartex" xmlns:cx5="http://schemas.microsoft.com/office/drawing/2016/5/11/chartex" xmlns:cx6="http://schemas.microsoft.com/office/drawing/2016/5/12/chartex" xmlns:cx7="http://schemas.microsoft.com/office/drawing/2016/5/13/chartex" xmlns:cx8="http://schemas.microsoft.com/office/drawing/2016/5/14/chartex" xmlns:mc="http://schemas.openxmlformats.org/markup-compatibility/2006" xmlns:aink="http://schemas.microsoft.com/office/drawing/2016/ink" xmlns:am3d="http://schemas.microsoft.com/office/drawing/2017/model3d" xmlns:o="urn:schemas-microsoft-com:office:office" xmlns:r="http://schemas.openxmlformats.org/officeDocument/2006/relationships" xmlns:m="http://schemas.openxmlformats.org/officeDocument/2006/math" xmlns:v="urn:schemas-microsoft-com:vml" xmlns:wp14="http://schemas.microsoft.com/office/word/2010/wordprocessingDrawing" xmlns:wp="http://schemas.openxmlformats.org/drawingml/2006/wordprocessingDrawing" xmlns:w10="urn:schemas-microsoft-com:office:word" xmlns:w="http://schemas.openxmlformats.org/wordprocessingml/2006/main" xmlns:w14="http://schemas.microsoft.com/office/word/2010/wordml" xmlns:w15="http://schemas.microsoft.com/office/word/2012/wordml" xmlns:w16cid="http://schemas.microsoft.com/office/word/2016/wordml/cid" xmlns:w16se="http://schemas.microsoft.com/office/word/2015/wordml/symex" xmlns:wpg="http://schemas.microsoft.com/office/word/2010/wordprocessingGroup" xmlns:wpi="http://schemas.microsoft.com/office/word/2010/wordprocessingInk" xmlns:wne="http://schemas.microsoft.com/office/word/2006/wordml" xmlns:wps="http://schemas.microsoft.com/office/word/2010/wordprocessingShape" mc:Ignorable="w14 w15 w16se w16cid wp14">
   <w:p>
     <w:pPr>
       <w:pStyle w:val="Encabezado"/>
@@ -8332,7 +8392,7 @@
 </file>
 
 <file path=word/numbering.xml><?xml version="1.0" encoding="utf-8"?>
-<w:numbering xmlns:wpc="http://schemas.microsoft.com/office/word/2010/wordprocessingCanvas" xmlns:cx="http://schemas.microsoft.com/office/drawing/2014/chartex" xmlns:cx1="http://schemas.microsoft.com/office/drawing/2015/9/8/chartex" xmlns:cx2="http://schemas.microsoft.com/office/drawing/2015/10/21/chartex" xmlns:cx3="http://schemas.microsoft.com/office/drawing/2016/5/9/chartex" xmlns:cx4="http://schemas.microsoft.com/office/drawing/2016/5/10/chartex" xmlns:cx5="http://schemas.microsoft.com/office/drawing/2016/5/11/chartex" xmlns:cx6="http://schemas.microsoft.com/office/drawing/2016/5/12/chartex" xmlns:cx7="http://schemas.microsoft.com/office/drawing/2016/5/13/chartex" xmlns:cx8="http://schemas.microsoft.com/office/drawing/2016/5/14/chartex" xmlns:mc="http://schemas.openxmlformats.org/markup-compatibility/2006" xmlns:aink="http://schemas.microsoft.com/office/drawing/2016/ink" xmlns:am3d="http://schemas.microsoft.com/office/drawing/2017/model3d" xmlns:o="urn:schemas-microsoft-com:office:office" xmlns:r="http://schemas.openxmlformats.org/officeDocument/2006/relationships" xmlns:m="http://schemas.openxmlformats.org/officeDocument/2006/math" xmlns:v="urn:schemas-microsoft-com:vml" xmlns:wp14="http://schemas.microsoft.com/office/word/2010/wordprocessingDrawing" xmlns:wp="http://schemas.openxmlformats.org/drawingml/2006/wordprocessingDrawing" xmlns:w10="urn:schemas-microsoft-com:office:word" xmlns:w="http://schemas.openxmlformats.org/wordprocessingml/2006/main" xmlns:w14="http://schemas.microsoft.com/office/word/2010/wordml" xmlns:w15="http://schemas.microsoft.com/office/word/2012/wordml" xmlns:w16cex="http://schemas.microsoft.com/office/word/2018/wordml/cex" xmlns:w16cid="http://schemas.microsoft.com/office/word/2016/wordml/cid" xmlns:w16="http://schemas.microsoft.com/office/word/2018/wordml" xmlns:w16sdtdh="http://schemas.microsoft.com/office/word/2020/wordml/sdtdatahash" xmlns:w16se="http://schemas.microsoft.com/office/word/2015/wordml/symex" xmlns:wpg="http://schemas.microsoft.com/office/word/2010/wordprocessingGroup" xmlns:wpi="http://schemas.microsoft.com/office/word/2010/wordprocessingInk" xmlns:wne="http://schemas.microsoft.com/office/word/2006/wordml" xmlns:wps="http://schemas.microsoft.com/office/word/2010/wordprocessingShape" mc:Ignorable="w14 w15 w16se w16cid w16 w16cex w16sdtdh wp14">
+<w:numbering xmlns:wpc="http://schemas.microsoft.com/office/word/2010/wordprocessingCanvas" xmlns:cx="http://schemas.microsoft.com/office/drawing/2014/chartex" xmlns:cx1="http://schemas.microsoft.com/office/drawing/2015/9/8/chartex" xmlns:cx2="http://schemas.microsoft.com/office/drawing/2015/10/21/chartex" xmlns:cx3="http://schemas.microsoft.com/office/drawing/2016/5/9/chartex" xmlns:cx4="http://schemas.microsoft.com/office/drawing/2016/5/10/chartex" xmlns:cx5="http://schemas.microsoft.com/office/drawing/2016/5/11/chartex" xmlns:cx6="http://schemas.microsoft.com/office/drawing/2016/5/12/chartex" xmlns:cx7="http://schemas.microsoft.com/office/drawing/2016/5/13/chartex" xmlns:cx8="http://schemas.microsoft.com/office/drawing/2016/5/14/chartex" xmlns:mc="http://schemas.openxmlformats.org/markup-compatibility/2006" xmlns:aink="http://schemas.microsoft.com/office/drawing/2016/ink" xmlns:am3d="http://schemas.microsoft.com/office/drawing/2017/model3d" xmlns:o="urn:schemas-microsoft-com:office:office" xmlns:r="http://schemas.openxmlformats.org/officeDocument/2006/relationships" xmlns:m="http://schemas.openxmlformats.org/officeDocument/2006/math" xmlns:v="urn:schemas-microsoft-com:vml" xmlns:wp14="http://schemas.microsoft.com/office/word/2010/wordprocessingDrawing" xmlns:wp="http://schemas.openxmlformats.org/drawingml/2006/wordprocessingDrawing" xmlns:w10="urn:schemas-microsoft-com:office:word" xmlns:w="http://schemas.openxmlformats.org/wordprocessingml/2006/main" xmlns:w14="http://schemas.microsoft.com/office/word/2010/wordml" xmlns:w15="http://schemas.microsoft.com/office/word/2012/wordml" xmlns:w16cid="http://schemas.microsoft.com/office/word/2016/wordml/cid" xmlns:w16se="http://schemas.microsoft.com/office/word/2015/wordml/symex" xmlns:wpg="http://schemas.microsoft.com/office/word/2010/wordprocessingGroup" xmlns:wpi="http://schemas.microsoft.com/office/word/2010/wordprocessingInk" xmlns:wne="http://schemas.microsoft.com/office/word/2006/wordml" xmlns:wps="http://schemas.microsoft.com/office/word/2010/wordprocessingShape" mc:Ignorable="w14 w15 w16se w16cid wp14">
   <w:abstractNum w:abstractNumId="0" w15:restartNumberingAfterBreak="0">
     <w:nsid w:val="FFFFFF89"/>
     <w:multiLevelType w:val="singleLevel"/>
@@ -10079,7 +10139,7 @@
 </file>
 
 <file path=word/styles.xml><?xml version="1.0" encoding="utf-8"?>
-<w:styles xmlns:mc="http://schemas.openxmlformats.org/markup-compatibility/2006" xmlns:r="http://schemas.openxmlformats.org/officeDocument/2006/relationships" xmlns:w="http://schemas.openxmlformats.org/wordprocessingml/2006/main" xmlns:w14="http://schemas.microsoft.com/office/word/2010/wordml" xmlns:w15="http://schemas.microsoft.com/office/word/2012/wordml" xmlns:w16cex="http://schemas.microsoft.com/office/word/2018/wordml/cex" xmlns:w16cid="http://schemas.microsoft.com/office/word/2016/wordml/cid" xmlns:w16="http://schemas.microsoft.com/office/word/2018/wordml" xmlns:w16sdtdh="http://schemas.microsoft.com/office/word/2020/wordml/sdtdatahash" xmlns:w16se="http://schemas.microsoft.com/office/word/2015/wordml/symex" mc:Ignorable="w14 w15 w16se w16cid w16 w16cex w16sdtdh">
+<w:styles xmlns:mc="http://schemas.openxmlformats.org/markup-compatibility/2006" xmlns:r="http://schemas.openxmlformats.org/officeDocument/2006/relationships" xmlns:w="http://schemas.openxmlformats.org/wordprocessingml/2006/main" xmlns:w14="http://schemas.microsoft.com/office/word/2010/wordml" xmlns:w15="http://schemas.microsoft.com/office/word/2012/wordml" xmlns:w16cid="http://schemas.microsoft.com/office/word/2016/wordml/cid" xmlns:w16se="http://schemas.microsoft.com/office/word/2015/wordml/symex" mc:Ignorable="w14 w15 w16se w16cid">
   <w:docDefaults>
     <w:rPrDefault>
       <w:rPr>
@@ -10089,7 +10149,7 @@
     </w:rPrDefault>
     <w:pPrDefault/>
   </w:docDefaults>
-  <w:latentStyles w:defLockedState="0" w:defUIPriority="99" w:defSemiHidden="0" w:defUnhideWhenUsed="0" w:defQFormat="0" w:count="376">
+  <w:latentStyles w:defLockedState="0" w:defUIPriority="99" w:defSemiHidden="0" w:defUnhideWhenUsed="0" w:defQFormat="0" w:count="375">
     <w:lsdException w:name="Normal" w:uiPriority="0" w:qFormat="1"/>
     <w:lsdException w:name="heading 1" w:uiPriority="9" w:qFormat="1"/>
     <w:lsdException w:name="heading 2" w:semiHidden="1" w:uiPriority="9" w:unhideWhenUsed="1" w:qFormat="1"/>
@@ -10195,6 +10255,7 @@
     <w:lsdException w:name="HTML Sample" w:semiHidden="1" w:unhideWhenUsed="1"/>
     <w:lsdException w:name="HTML Typewriter" w:semiHidden="1" w:unhideWhenUsed="1"/>
     <w:lsdException w:name="HTML Variable" w:semiHidden="1" w:unhideWhenUsed="1"/>
+    <w:lsdException w:name="Normal Table" w:semiHidden="1" w:unhideWhenUsed="1"/>
     <w:lsdException w:name="annotation subject" w:semiHidden="1" w:unhideWhenUsed="1"/>
     <w:lsdException w:name="No List" w:semiHidden="1" w:unhideWhenUsed="1"/>
     <w:lsdException w:name="Outline List 1" w:semiHidden="1" w:unhideWhenUsed="1"/>
@@ -10241,8 +10302,10 @@
     <w:lsdException w:name="Table Subtle 2" w:semiHidden="1" w:unhideWhenUsed="1"/>
     <w:lsdException w:name="Table Web 1" w:semiHidden="1" w:unhideWhenUsed="1"/>
     <w:lsdException w:name="Table Web 2" w:semiHidden="1" w:unhideWhenUsed="1"/>
+    <w:lsdException w:name="Table Web 3" w:semiHidden="1" w:unhideWhenUsed="1"/>
     <w:lsdException w:name="Balloon Text" w:semiHidden="1" w:unhideWhenUsed="1"/>
     <w:lsdException w:name="Table Grid" w:uiPriority="39"/>
+    <w:lsdException w:name="Table Theme" w:semiHidden="1" w:unhideWhenUsed="1"/>
     <w:lsdException w:name="Placeholder Text" w:semiHidden="1"/>
     <w:lsdException w:name="No Spacing" w:uiPriority="1" w:qFormat="1"/>
     <w:lsdException w:name="Light Shading" w:uiPriority="60"/>
@@ -10462,7 +10525,6 @@
     <w:lsdException w:name="Smart Hyperlink" w:semiHidden="1" w:unhideWhenUsed="1"/>
     <w:lsdException w:name="Hashtag" w:semiHidden="1" w:unhideWhenUsed="1"/>
     <w:lsdException w:name="Unresolved Mention" w:semiHidden="1" w:unhideWhenUsed="1"/>
-    <w:lsdException w:name="Smart Link" w:semiHidden="1" w:unhideWhenUsed="1"/>
   </w:latentStyles>
   <w:style w:type="paragraph" w:default="1" w:styleId="Normal">
     <w:name w:val="Normal"/>
@@ -11785,26 +11847,10 @@
 </file>
 
 <file path=customXml/item1.xml><?xml version="1.0" encoding="utf-8"?>
-<p:properties xmlns:p="http://schemas.microsoft.com/office/2006/metadata/properties" xmlns:xsi="http://www.w3.org/2001/XMLSchema-instance" xmlns:pc="http://schemas.microsoft.com/office/infopath/2007/PartnerControls">
-  <documentManagement>
-    <TaxCatchAll xmlns="13c90a0b-73bc-4dc0-be5f-28d77b615beb" xsi:nil="true"/>
-    <lcf76f155ced4ddcb4097134ff3c332f xmlns="13c93bba-48ce-428c-bfe5-88b42c19b028">
-      <Terms xmlns="http://schemas.microsoft.com/office/infopath/2007/PartnerControls"/>
-    </lcf76f155ced4ddcb4097134ff3c332f>
-  </documentManagement>
-</p:properties>
+<b:Sources xmlns:b="http://schemas.openxmlformats.org/officeDocument/2006/bibliography" xmlns="http://schemas.openxmlformats.org/officeDocument/2006/bibliography" SelectedStyle="\APASixthEditionOfficeOnline.xsl" StyleName="APA" Version="6"/>
 </file>
 
 <file path=customXml/item2.xml><?xml version="1.0" encoding="utf-8"?>
-<?mso-contentType ?>
-<FormTemplates xmlns="http://schemas.microsoft.com/sharepoint/v3/contenttype/forms">
-  <Display>DocumentLibraryForm</Display>
-  <Edit>DocumentLibraryForm</Edit>
-  <New>DocumentLibraryForm</New>
-</FormTemplates>
-</file>
-
-<file path=customXml/item3.xml><?xml version="1.0" encoding="utf-8"?>
 <ct:contentTypeSchema xmlns:ct="http://schemas.microsoft.com/office/2006/metadata/contentType" xmlns:ma="http://schemas.microsoft.com/office/2006/metadata/properties/metaAttributes" ct:_="" ma:_="" ma:contentTypeName="Documento" ma:contentTypeID="0x0101006A81D6BD42E8DF4C91013959704817E1" ma:contentTypeVersion="15" ma:contentTypeDescription="Crear nuevo documento." ma:contentTypeScope="" ma:versionID="bf4f72ffd194f0963ff564daca6869f7">
   <xsd:schema xmlns:xsd="http://www.w3.org/2001/XMLSchema" xmlns:xs="http://www.w3.org/2001/XMLSchema" xmlns:p="http://schemas.microsoft.com/office/2006/metadata/properties" xmlns:ns2="13c90a0b-73bc-4dc0-be5f-28d77b615beb" xmlns:ns3="13c93bba-48ce-428c-bfe5-88b42c19b028" targetNamespace="http://schemas.microsoft.com/office/2006/metadata/properties" ma:root="true" ma:fieldsID="8718d6f4873a5b1392a45044efa78385" ns2:_="" ns3:_="">
     <xsd:import namespace="13c90a0b-73bc-4dc0-be5f-28d77b615beb"/>
@@ -12039,52 +12085,42 @@
 </ct:contentTypeSchema>
 </file>
 
+<file path=customXml/item3.xml><?xml version="1.0" encoding="utf-8"?>
+<?mso-contentType ?>
+<FormTemplates xmlns="http://schemas.microsoft.com/sharepoint/v3/contenttype/forms">
+  <Display>DocumentLibraryForm</Display>
+  <Edit>DocumentLibraryForm</Edit>
+  <New>DocumentLibraryForm</New>
+</FormTemplates>
+</file>
+
 <file path=customXml/item4.xml><?xml version="1.0" encoding="utf-8"?>
-<b:Sources xmlns:b="http://schemas.openxmlformats.org/officeDocument/2006/bibliography" xmlns="http://schemas.openxmlformats.org/officeDocument/2006/bibliography" SelectedStyle="\APASixthEditionOfficeOnline.xsl" StyleName="APA" Version="6"/>
+<p:properties xmlns:p="http://schemas.microsoft.com/office/2006/metadata/properties" xmlns:xsi="http://www.w3.org/2001/XMLSchema-instance" xmlns:pc="http://schemas.microsoft.com/office/infopath/2007/PartnerControls">
+  <documentManagement>
+    <TaxCatchAll xmlns="13c90a0b-73bc-4dc0-be5f-28d77b615beb" xsi:nil="true"/>
+    <lcf76f155ced4ddcb4097134ff3c332f xmlns="13c93bba-48ce-428c-bfe5-88b42c19b028">
+      <Terms xmlns="http://schemas.microsoft.com/office/infopath/2007/PartnerControls"/>
+    </lcf76f155ced4ddcb4097134ff3c332f>
+  </documentManagement>
+</p:properties>
 </file>
 
 <file path=customXml/itemProps1.xml><?xml version="1.0" encoding="utf-8"?>
-<ds:datastoreItem xmlns:ds="http://schemas.openxmlformats.org/officeDocument/2006/customXml" ds:itemID="{4121BE70-33BB-4E9E-B5D7-882DE36D2305}">
+<ds:datastoreItem xmlns:ds="http://schemas.openxmlformats.org/officeDocument/2006/customXml" ds:itemID="{9DBB582B-1F46-4DAA-9597-9B63A0057003}">
   <ds:schemaRefs>
-    <ds:schemaRef ds:uri="http://schemas.microsoft.com/office/2006/metadata/properties"/>
-    <ds:schemaRef ds:uri="http://schemas.microsoft.com/office/infopath/2007/PartnerControls"/>
-    <ds:schemaRef ds:uri="13c90a0b-73bc-4dc0-be5f-28d77b615beb"/>
-    <ds:schemaRef ds:uri="13c93bba-48ce-428c-bfe5-88b42c19b028"/>
+    <ds:schemaRef ds:uri="http://schemas.openxmlformats.org/officeDocument/2006/bibliography"/>
   </ds:schemaRefs>
 </ds:datastoreItem>
 </file>
 
 <file path=customXml/itemProps2.xml><?xml version="1.0" encoding="utf-8"?>
-<ds:datastoreItem xmlns:ds="http://schemas.openxmlformats.org/officeDocument/2006/customXml" ds:itemID="{29A13482-2B24-40BF-A0C7-798196000A44}">
-  <ds:schemaRefs>
-    <ds:schemaRef ds:uri="http://schemas.microsoft.com/sharepoint/v3/contenttype/forms"/>
-  </ds:schemaRefs>
-</ds:datastoreItem>
+<ds:datastoreItem xmlns:ds="http://schemas.openxmlformats.org/officeDocument/2006/customXml" ds:itemID="{BB892915-58EB-4FED-8DDA-000EF4965F9A}"/>
 </file>
 
 <file path=customXml/itemProps3.xml><?xml version="1.0" encoding="utf-8"?>
-<ds:datastoreItem xmlns:ds="http://schemas.openxmlformats.org/officeDocument/2006/customXml" ds:itemID="{5890015C-EAC1-4DBB-B8BA-5E2A5AD7D00A}">
-  <ds:schemaRefs>
-    <ds:schemaRef ds:uri="http://schemas.microsoft.com/office/2006/metadata/contentType"/>
-    <ds:schemaRef ds:uri="http://schemas.microsoft.com/office/2006/metadata/properties/metaAttributes"/>
-    <ds:schemaRef ds:uri="http://www.w3.org/2001/XMLSchema"/>
-    <ds:schemaRef ds:uri="http://schemas.microsoft.com/office/2006/metadata/properties"/>
-    <ds:schemaRef ds:uri="13c90a0b-73bc-4dc0-be5f-28d77b615beb"/>
-    <ds:schemaRef ds:uri="13c93bba-48ce-428c-bfe5-88b42c19b028"/>
-    <ds:schemaRef ds:uri="http://schemas.microsoft.com/office/2006/documentManagement/types"/>
-    <ds:schemaRef ds:uri="http://schemas.microsoft.com/office/infopath/2007/PartnerControls"/>
-    <ds:schemaRef ds:uri="http://schemas.openxmlformats.org/package/2006/metadata/core-properties"/>
-    <ds:schemaRef ds:uri="http://purl.org/dc/elements/1.1/"/>
-    <ds:schemaRef ds:uri="http://purl.org/dc/terms/"/>
-    <ds:schemaRef ds:uri="http://schemas.microsoft.com/internal/obd"/>
-  </ds:schemaRefs>
-</ds:datastoreItem>
+<ds:datastoreItem xmlns:ds="http://schemas.openxmlformats.org/officeDocument/2006/customXml" ds:itemID="{0722504D-EAAA-4DFD-B7B0-06699DB8F0EE}"/>
 </file>
 
 <file path=customXml/itemProps4.xml><?xml version="1.0" encoding="utf-8"?>
-<ds:datastoreItem xmlns:ds="http://schemas.openxmlformats.org/officeDocument/2006/customXml" ds:itemID="{72AAE52F-5EFC-4720-A1D4-491AC6367AAA}">
-  <ds:schemaRefs>
-    <ds:schemaRef ds:uri="http://schemas.openxmlformats.org/officeDocument/2006/bibliography"/>
-  </ds:schemaRefs>
-</ds:datastoreItem>
+<ds:datastoreItem xmlns:ds="http://schemas.openxmlformats.org/officeDocument/2006/customXml" ds:itemID="{5A3BBD1C-99E6-4894-AD88-63361186C2FD}"/>
 </file>
--- a/fuentes/CFA8_22846_DU.docx
+++ b/fuentes/CFA8_22846_DU.docx
@@ -213,7 +213,7 @@
               </wp:anchor>
             </w:drawing>
           </mc:Choice>
-          <mc:Fallback xmlns:w16sdtdh="http://schemas.microsoft.com/office/word/2020/wordml/sdtdatahash" xmlns:w16="http://schemas.microsoft.com/office/word/2018/wordml" xmlns:w16cex="http://schemas.microsoft.com/office/word/2018/wordml/cex">
+          <mc:Fallback xmlns:w16cex="http://schemas.microsoft.com/office/word/2018/wordml/cex" xmlns:w16="http://schemas.microsoft.com/office/word/2018/wordml" xmlns:w16sdtdh="http://schemas.microsoft.com/office/word/2020/wordml/sdtdatahash">
             <w:pict>
               <v:rect w14:anchorId="5C6229C9" id="Rectángulo 4" o:spid="_x0000_s1026" style="position:absolute;margin-left:-55.7pt;margin-top:29pt;width:613.85pt;height:204pt;z-index:-251659776;visibility:visible;mso-wrap-style:square;mso-width-percent:0;mso-height-percent:0;mso-wrap-distance-left:9pt;mso-wrap-distance-top:0;mso-wrap-distance-right:9pt;mso-wrap-distance-bottom:0;mso-position-horizontal:absolute;mso-position-horizontal-relative:text;mso-position-vertical:absolute;mso-position-vertical-relative:text;mso-width-percent:0;mso-height-percent:0;mso-width-relative:page;mso-height-relative:margin;v-text-anchor:middle" o:gfxdata="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" fillcolor="#00314d" stroked="f" strokeweight="1pt"/>
             </w:pict>
@@ -2731,8 +2731,6 @@
       <w:r>
         <w:t>.</w:t>
       </w:r>
-      <w:bookmarkStart w:id="6" w:name="_GoBack"/>
-      <w:bookmarkEnd w:id="6"/>
     </w:p>
     <w:p>
       <w:r>
@@ -3172,12 +3170,12 @@
       <w:pPr>
         <w:pStyle w:val="Ttulo1"/>
       </w:pPr>
-      <w:bookmarkStart w:id="7" w:name="_Toc229676280"/>
+      <w:bookmarkStart w:id="6" w:name="_Toc229676280"/>
       <w:r>
         <w:lastRenderedPageBreak/>
         <w:t>Servicios de configuración y resolución de red</w:t>
       </w:r>
-      <w:bookmarkEnd w:id="7"/>
+      <w:bookmarkEnd w:id="6"/>
     </w:p>
     <w:p>
       <w:r>
@@ -3354,34 +3352,34 @@
           <w:lang w:eastAsia="es-CO"/>
         </w:rPr>
       </w:pPr>
-      <w:bookmarkStart w:id="8" w:name="_Toc229676281"/>
+      <w:bookmarkStart w:id="7" w:name="_Toc229676281"/>
+      <w:bookmarkEnd w:id="7"/>
+    </w:p>
+    <w:p>
+      <w:pPr>
+        <w:pStyle w:val="Ttulo2"/>
+      </w:pPr>
+      <w:bookmarkStart w:id="8" w:name="_Toc229676282"/>
+      <w:r>
+        <w:t xml:space="preserve">DHCP (Dynamic Host </w:t>
+      </w:r>
+      <w:proofErr w:type="spellStart"/>
+      <w:r>
+        <w:t>Configuration</w:t>
+      </w:r>
+      <w:proofErr w:type="spellEnd"/>
+      <w:r>
+        <w:t xml:space="preserve"> </w:t>
+      </w:r>
+      <w:proofErr w:type="spellStart"/>
+      <w:r>
+        <w:t>Protocol</w:t>
+      </w:r>
+      <w:proofErr w:type="spellEnd"/>
+      <w:r>
+        <w:t>)</w:t>
+      </w:r>
       <w:bookmarkEnd w:id="8"/>
-    </w:p>
-    <w:p>
-      <w:pPr>
-        <w:pStyle w:val="Ttulo2"/>
-      </w:pPr>
-      <w:bookmarkStart w:id="9" w:name="_Toc229676282"/>
-      <w:r>
-        <w:t xml:space="preserve">DHCP (Dynamic Host </w:t>
-      </w:r>
-      <w:proofErr w:type="spellStart"/>
-      <w:r>
-        <w:t>Configuration</w:t>
-      </w:r>
-      <w:proofErr w:type="spellEnd"/>
-      <w:r>
-        <w:t xml:space="preserve"> </w:t>
-      </w:r>
-      <w:proofErr w:type="spellStart"/>
-      <w:r>
-        <w:t>Protocol</w:t>
-      </w:r>
-      <w:proofErr w:type="spellEnd"/>
-      <w:r>
-        <w:t>)</w:t>
-      </w:r>
-      <w:bookmarkEnd w:id="9"/>
     </w:p>
     <w:p>
       <w:r>
@@ -3662,7 +3660,7 @@
       <w:pPr>
         <w:pStyle w:val="Ttulo2"/>
       </w:pPr>
-      <w:bookmarkStart w:id="10" w:name="_Toc229676283"/>
+      <w:bookmarkStart w:id="9" w:name="_Toc229676283"/>
       <w:r>
         <w:lastRenderedPageBreak/>
         <w:t>DNS (</w:t>
@@ -3691,7 +3689,7 @@
       <w:r>
         <w:t>)</w:t>
       </w:r>
-      <w:bookmarkEnd w:id="10"/>
+      <w:bookmarkEnd w:id="9"/>
     </w:p>
     <w:p>
       <w:r>
@@ -3941,12 +3939,12 @@
       <w:pPr>
         <w:pStyle w:val="Ttulo1"/>
       </w:pPr>
-      <w:bookmarkStart w:id="11" w:name="_Toc229676284"/>
+      <w:bookmarkStart w:id="10" w:name="_Toc229676284"/>
       <w:r>
         <w:lastRenderedPageBreak/>
         <w:t>Servicios de acceso y transferencia de información</w:t>
       </w:r>
-      <w:bookmarkEnd w:id="11"/>
+      <w:bookmarkEnd w:id="10"/>
     </w:p>
     <w:p>
       <w:r>
@@ -4002,34 +4000,34 @@
           <w:lang w:eastAsia="es-CO"/>
         </w:rPr>
       </w:pPr>
-      <w:bookmarkStart w:id="12" w:name="_Toc229676285"/>
+      <w:bookmarkStart w:id="11" w:name="_Toc229676285"/>
+      <w:bookmarkEnd w:id="11"/>
+    </w:p>
+    <w:p>
+      <w:pPr>
+        <w:pStyle w:val="Ttulo2"/>
+      </w:pPr>
+      <w:bookmarkStart w:id="12" w:name="_Toc229676286"/>
+      <w:r>
+        <w:t>RDP (</w:t>
+      </w:r>
+      <w:proofErr w:type="spellStart"/>
+      <w:r>
+        <w:t>Remote</w:t>
+      </w:r>
+      <w:proofErr w:type="spellEnd"/>
+      <w:r>
+        <w:t xml:space="preserve"> Desktop </w:t>
+      </w:r>
+      <w:proofErr w:type="spellStart"/>
+      <w:r>
+        <w:t>Protocol</w:t>
+      </w:r>
+      <w:proofErr w:type="spellEnd"/>
+      <w:r>
+        <w:t>)</w:t>
+      </w:r>
       <w:bookmarkEnd w:id="12"/>
-    </w:p>
-    <w:p>
-      <w:pPr>
-        <w:pStyle w:val="Ttulo2"/>
-      </w:pPr>
-      <w:bookmarkStart w:id="13" w:name="_Toc229676286"/>
-      <w:r>
-        <w:t>RDP (</w:t>
-      </w:r>
-      <w:proofErr w:type="spellStart"/>
-      <w:r>
-        <w:t>Remote</w:t>
-      </w:r>
-      <w:proofErr w:type="spellEnd"/>
-      <w:r>
-        <w:t xml:space="preserve"> Desktop </w:t>
-      </w:r>
-      <w:proofErr w:type="spellStart"/>
-      <w:r>
-        <w:t>Protocol</w:t>
-      </w:r>
-      <w:proofErr w:type="spellEnd"/>
-      <w:r>
-        <w:t>)</w:t>
-      </w:r>
-      <w:bookmarkEnd w:id="13"/>
     </w:p>
     <w:p>
       <w:r>
@@ -4097,7 +4095,7 @@
       <w:r>
         <w:t xml:space="preserve">: facilitando la configuración, instalación de </w:t>
       </w:r>
-      <w:bookmarkStart w:id="14" w:name="_Hlk229675487"/>
+      <w:bookmarkStart w:id="13" w:name="_Hlk229675487"/>
       <w:r>
         <w:rPr>
           <w:rStyle w:val="Extranjerismo"/>
@@ -4107,7 +4105,7 @@
       <w:r>
         <w:t xml:space="preserve"> </w:t>
       </w:r>
-      <w:bookmarkEnd w:id="14"/>
+      <w:bookmarkEnd w:id="13"/>
       <w:r>
         <w:t>y mantenimiento de equipos ubicados en centros de datos o en otras ubicaciones.</w:t>
       </w:r>
@@ -4438,7 +4436,7 @@
       <w:pPr>
         <w:pStyle w:val="Ttulo2"/>
       </w:pPr>
-      <w:bookmarkStart w:id="15" w:name="_Toc229676287"/>
+      <w:bookmarkStart w:id="14" w:name="_Toc229676287"/>
       <w:r>
         <w:t xml:space="preserve">FTP (File Transfer </w:t>
       </w:r>
@@ -4450,7 +4448,7 @@
       <w:r>
         <w:t>)</w:t>
       </w:r>
-      <w:bookmarkEnd w:id="15"/>
+      <w:bookmarkEnd w:id="14"/>
     </w:p>
     <w:p>
       <w:r>
@@ -4641,7 +4639,7 @@
       <w:pPr>
         <w:pStyle w:val="Ttulo2"/>
       </w:pPr>
-      <w:bookmarkStart w:id="16" w:name="_Toc229676288"/>
+      <w:bookmarkStart w:id="15" w:name="_Toc229676288"/>
       <w:r>
         <w:lastRenderedPageBreak/>
         <w:t xml:space="preserve">Gestión y administración de servidores </w:t>
@@ -4652,7 +4650,7 @@
         </w:rPr>
         <w:t>web</w:t>
       </w:r>
-      <w:bookmarkEnd w:id="16"/>
+      <w:bookmarkEnd w:id="15"/>
     </w:p>
     <w:p>
       <w:r>
@@ -4980,12 +4978,12 @@
       <w:pPr>
         <w:pStyle w:val="Ttulo1"/>
       </w:pPr>
-      <w:bookmarkStart w:id="17" w:name="_Toc229676289"/>
+      <w:bookmarkStart w:id="16" w:name="_Toc229676289"/>
       <w:r>
         <w:lastRenderedPageBreak/>
         <w:t>Servicios de comunicación en red</w:t>
       </w:r>
-      <w:bookmarkEnd w:id="17"/>
+      <w:bookmarkEnd w:id="16"/>
     </w:p>
     <w:p>
       <w:r>
@@ -5038,18 +5036,18 @@
           <w:lang w:eastAsia="es-CO"/>
         </w:rPr>
       </w:pPr>
-      <w:bookmarkStart w:id="18" w:name="_Toc229676290"/>
+      <w:bookmarkStart w:id="17" w:name="_Toc229676290"/>
+      <w:bookmarkEnd w:id="17"/>
+    </w:p>
+    <w:p>
+      <w:pPr>
+        <w:pStyle w:val="Ttulo2"/>
+      </w:pPr>
+      <w:bookmarkStart w:id="18" w:name="_Toc229676291"/>
+      <w:r>
+        <w:t>Gestión de servicios de correo electrónico</w:t>
+      </w:r>
       <w:bookmarkEnd w:id="18"/>
-    </w:p>
-    <w:p>
-      <w:pPr>
-        <w:pStyle w:val="Ttulo2"/>
-      </w:pPr>
-      <w:bookmarkStart w:id="19" w:name="_Toc229676291"/>
-      <w:r>
-        <w:t>Gestión de servicios de correo electrónico</w:t>
-      </w:r>
-      <w:bookmarkEnd w:id="19"/>
     </w:p>
     <w:p>
       <w:r>
@@ -5245,11 +5243,11 @@
       <w:pPr>
         <w:pStyle w:val="Ttulo2"/>
       </w:pPr>
-      <w:bookmarkStart w:id="20" w:name="_Toc229676292"/>
+      <w:bookmarkStart w:id="19" w:name="_Toc229676292"/>
       <w:r>
         <w:t>Voz sobre IP (VoIP)</w:t>
       </w:r>
-      <w:bookmarkEnd w:id="20"/>
+      <w:bookmarkEnd w:id="19"/>
     </w:p>
     <w:p>
       <w:r>
@@ -5505,12 +5503,12 @@
       <w:pPr>
         <w:pStyle w:val="Ttulo2"/>
       </w:pPr>
-      <w:bookmarkStart w:id="21" w:name="_Toc229676293"/>
+      <w:bookmarkStart w:id="20" w:name="_Toc229676293"/>
       <w:r>
         <w:lastRenderedPageBreak/>
         <w:t>Protocolos de comunicación utilizados en servicios de mensajería</w:t>
       </w:r>
-      <w:bookmarkEnd w:id="21"/>
+      <w:bookmarkEnd w:id="20"/>
     </w:p>
     <w:p>
       <w:r>
@@ -5795,11 +5793,11 @@
       <w:pPr>
         <w:pStyle w:val="Ttulo2"/>
       </w:pPr>
-      <w:bookmarkStart w:id="22" w:name="_Toc229676294"/>
+      <w:bookmarkStart w:id="21" w:name="_Toc229676294"/>
       <w:r>
         <w:t>Seguridad en los servicios de comunicación en red</w:t>
       </w:r>
-      <w:bookmarkEnd w:id="22"/>
+      <w:bookmarkEnd w:id="21"/>
     </w:p>
     <w:p>
       <w:r>
@@ -6352,12 +6350,12 @@
       <w:pPr>
         <w:pStyle w:val="Titulosgenerales"/>
       </w:pPr>
-      <w:bookmarkStart w:id="23" w:name="_Toc229676295"/>
+      <w:bookmarkStart w:id="22" w:name="_Toc229676295"/>
       <w:r>
         <w:lastRenderedPageBreak/>
         <w:t>Síntesis</w:t>
       </w:r>
-      <w:bookmarkEnd w:id="23"/>
+      <w:bookmarkEnd w:id="22"/>
     </w:p>
     <w:p>
       <w:pPr>
@@ -6442,203 +6440,203 @@
       <w:pPr>
         <w:pStyle w:val="Titulosgenerales"/>
       </w:pPr>
-      <w:bookmarkStart w:id="24" w:name="_Toc176443725"/>
-      <w:bookmarkStart w:id="25" w:name="_Toc229676296"/>
+      <w:bookmarkStart w:id="23" w:name="_Toc176443725"/>
+      <w:bookmarkStart w:id="24" w:name="_Toc229676296"/>
       <w:r>
         <w:lastRenderedPageBreak/>
         <w:t>Glosario</w:t>
       </w:r>
+      <w:bookmarkEnd w:id="23"/>
       <w:bookmarkEnd w:id="24"/>
+    </w:p>
+    <w:p>
+      <w:pPr>
+        <w:rPr>
+          <w:lang w:eastAsia="es-CO"/>
+        </w:rPr>
+      </w:pPr>
+      <w:r>
+        <w:rPr>
+          <w:b/>
+          <w:lang w:eastAsia="es-CO"/>
+        </w:rPr>
+        <w:t>Autenticación</w:t>
+      </w:r>
+      <w:r>
+        <w:rPr>
+          <w:lang w:eastAsia="es-CO"/>
+        </w:rPr>
+        <w:t>: proceso mediante el cual un sistema verifica la identidad de un usuario o dispositivo antes de permitir el acceso a un recurso o servicio dentro de una red.</w:t>
+      </w:r>
+    </w:p>
+    <w:p>
+      <w:pPr>
+        <w:rPr>
+          <w:lang w:eastAsia="es-CO"/>
+        </w:rPr>
+      </w:pPr>
+      <w:r>
+        <w:rPr>
+          <w:b/>
+          <w:lang w:eastAsia="es-CO"/>
+        </w:rPr>
+        <w:t>Cifrado</w:t>
+      </w:r>
+      <w:r>
+        <w:rPr>
+          <w:lang w:eastAsia="es-CO"/>
+        </w:rPr>
+        <w:t>: proceso mediante el cual la información se transforma en un formato codificado para evitar que sea interpretada por personas no autorizadas durante su transmisión o almacenamiento.</w:t>
+      </w:r>
+    </w:p>
+    <w:p>
+      <w:pPr>
+        <w:rPr>
+          <w:lang w:eastAsia="es-CO"/>
+        </w:rPr>
+      </w:pPr>
+      <w:r>
+        <w:rPr>
+          <w:b/>
+          <w:lang w:eastAsia="es-CO"/>
+        </w:rPr>
+        <w:t xml:space="preserve">DHCP (Dynamic Host </w:t>
+      </w:r>
+      <w:proofErr w:type="spellStart"/>
+      <w:r>
+        <w:rPr>
+          <w:b/>
+          <w:lang w:eastAsia="es-CO"/>
+        </w:rPr>
+        <w:t>Configuration</w:t>
+      </w:r>
+      <w:proofErr w:type="spellEnd"/>
+      <w:r>
+        <w:rPr>
+          <w:b/>
+          <w:lang w:eastAsia="es-CO"/>
+        </w:rPr>
+        <w:t xml:space="preserve"> </w:t>
+      </w:r>
+      <w:proofErr w:type="spellStart"/>
+      <w:r>
+        <w:rPr>
+          <w:b/>
+          <w:lang w:eastAsia="es-CO"/>
+        </w:rPr>
+        <w:t>Protocol</w:t>
+      </w:r>
+      <w:proofErr w:type="spellEnd"/>
+      <w:r>
+        <w:rPr>
+          <w:b/>
+          <w:lang w:eastAsia="es-CO"/>
+        </w:rPr>
+        <w:t>)</w:t>
+      </w:r>
+      <w:r>
+        <w:rPr>
+          <w:lang w:eastAsia="es-CO"/>
+        </w:rPr>
+        <w:t>: protocolo de red que permite asignar automáticamente direcciones IP y otros parámetros de configuración a los dispositivos que se conectan a una red.</w:t>
+      </w:r>
+    </w:p>
+    <w:p>
+      <w:pPr>
+        <w:rPr>
+          <w:lang w:eastAsia="es-CO"/>
+        </w:rPr>
+      </w:pPr>
+      <w:r>
+        <w:rPr>
+          <w:b/>
+          <w:lang w:eastAsia="es-CO"/>
+        </w:rPr>
+        <w:t>DNS (</w:t>
+      </w:r>
+      <w:proofErr w:type="spellStart"/>
+      <w:r>
+        <w:rPr>
+          <w:b/>
+          <w:lang w:eastAsia="es-CO"/>
+        </w:rPr>
+        <w:t>Domain</w:t>
+      </w:r>
+      <w:proofErr w:type="spellEnd"/>
+      <w:r>
+        <w:rPr>
+          <w:b/>
+          <w:lang w:eastAsia="es-CO"/>
+        </w:rPr>
+        <w:t xml:space="preserve"> </w:t>
+      </w:r>
+      <w:proofErr w:type="spellStart"/>
+      <w:r>
+        <w:rPr>
+          <w:b/>
+          <w:lang w:eastAsia="es-CO"/>
+        </w:rPr>
+        <w:t>Name</w:t>
+      </w:r>
+      <w:proofErr w:type="spellEnd"/>
+      <w:r>
+        <w:rPr>
+          <w:b/>
+          <w:lang w:eastAsia="es-CO"/>
+        </w:rPr>
+        <w:t xml:space="preserve"> </w:t>
+      </w:r>
+      <w:proofErr w:type="spellStart"/>
+      <w:r>
+        <w:rPr>
+          <w:b/>
+          <w:lang w:eastAsia="es-CO"/>
+        </w:rPr>
+        <w:t>System</w:t>
+      </w:r>
+      <w:proofErr w:type="spellEnd"/>
+      <w:r>
+        <w:rPr>
+          <w:b/>
+          <w:lang w:eastAsia="es-CO"/>
+        </w:rPr>
+        <w:t>)</w:t>
+      </w:r>
+      <w:r>
+        <w:rPr>
+          <w:lang w:eastAsia="es-CO"/>
+        </w:rPr>
+        <w:t xml:space="preserve">: sistema que traduce los nombres de dominio de Internet en direcciones IP, permitiendo que los usuarios accedan a sitios </w:t>
+      </w:r>
+      <w:r>
+        <w:rPr>
+          <w:rStyle w:val="Extranjerismo"/>
+        </w:rPr>
+        <w:t xml:space="preserve">web </w:t>
+      </w:r>
+      <w:r>
+        <w:rPr>
+          <w:lang w:eastAsia="es-CO"/>
+        </w:rPr>
+        <w:t>y servicios utilizando nombres fáciles de recordar.</w:t>
+      </w:r>
+    </w:p>
+    <w:p>
+      <w:pPr>
+        <w:rPr>
+          <w:lang w:eastAsia="es-CO"/>
+        </w:rPr>
+      </w:pPr>
+      <w:bookmarkStart w:id="25" w:name="_Hlk229674547"/>
+      <w:r>
+        <w:rPr>
+          <w:rStyle w:val="Extranjerismo"/>
+          <w:b/>
+          <w:lang w:eastAsia="es-CO"/>
+        </w:rPr>
+        <w:t>Firewall</w:t>
+      </w:r>
       <w:bookmarkEnd w:id="25"/>
-    </w:p>
-    <w:p>
-      <w:pPr>
-        <w:rPr>
-          <w:lang w:eastAsia="es-CO"/>
-        </w:rPr>
-      </w:pPr>
-      <w:r>
-        <w:rPr>
-          <w:b/>
-          <w:lang w:eastAsia="es-CO"/>
-        </w:rPr>
-        <w:t>Autenticación</w:t>
-      </w:r>
-      <w:r>
-        <w:rPr>
-          <w:lang w:eastAsia="es-CO"/>
-        </w:rPr>
-        <w:t>: proceso mediante el cual un sistema verifica la identidad de un usuario o dispositivo antes de permitir el acceso a un recurso o servicio dentro de una red.</w:t>
-      </w:r>
-    </w:p>
-    <w:p>
-      <w:pPr>
-        <w:rPr>
-          <w:lang w:eastAsia="es-CO"/>
-        </w:rPr>
-      </w:pPr>
-      <w:r>
-        <w:rPr>
-          <w:b/>
-          <w:lang w:eastAsia="es-CO"/>
-        </w:rPr>
-        <w:t>Cifrado</w:t>
-      </w:r>
-      <w:r>
-        <w:rPr>
-          <w:lang w:eastAsia="es-CO"/>
-        </w:rPr>
-        <w:t>: proceso mediante el cual la información se transforma en un formato codificado para evitar que sea interpretada por personas no autorizadas durante su transmisión o almacenamiento.</w:t>
-      </w:r>
-    </w:p>
-    <w:p>
-      <w:pPr>
-        <w:rPr>
-          <w:lang w:eastAsia="es-CO"/>
-        </w:rPr>
-      </w:pPr>
-      <w:r>
-        <w:rPr>
-          <w:b/>
-          <w:lang w:eastAsia="es-CO"/>
-        </w:rPr>
-        <w:t xml:space="preserve">DHCP (Dynamic Host </w:t>
-      </w:r>
-      <w:proofErr w:type="spellStart"/>
-      <w:r>
-        <w:rPr>
-          <w:b/>
-          <w:lang w:eastAsia="es-CO"/>
-        </w:rPr>
-        <w:t>Configuration</w:t>
-      </w:r>
-      <w:proofErr w:type="spellEnd"/>
-      <w:r>
-        <w:rPr>
-          <w:b/>
-          <w:lang w:eastAsia="es-CO"/>
-        </w:rPr>
-        <w:t xml:space="preserve"> </w:t>
-      </w:r>
-      <w:proofErr w:type="spellStart"/>
-      <w:r>
-        <w:rPr>
-          <w:b/>
-          <w:lang w:eastAsia="es-CO"/>
-        </w:rPr>
-        <w:t>Protocol</w:t>
-      </w:r>
-      <w:proofErr w:type="spellEnd"/>
-      <w:r>
-        <w:rPr>
-          <w:b/>
-          <w:lang w:eastAsia="es-CO"/>
-        </w:rPr>
-        <w:t>)</w:t>
-      </w:r>
-      <w:r>
-        <w:rPr>
-          <w:lang w:eastAsia="es-CO"/>
-        </w:rPr>
-        <w:t>: protocolo de red que permite asignar automáticamente direcciones IP y otros parámetros de configuración a los dispositivos que se conectan a una red.</w:t>
-      </w:r>
-    </w:p>
-    <w:p>
-      <w:pPr>
-        <w:rPr>
-          <w:lang w:eastAsia="es-CO"/>
-        </w:rPr>
-      </w:pPr>
-      <w:r>
-        <w:rPr>
-          <w:b/>
-          <w:lang w:eastAsia="es-CO"/>
-        </w:rPr>
-        <w:t>DNS (</w:t>
-      </w:r>
-      <w:proofErr w:type="spellStart"/>
-      <w:r>
-        <w:rPr>
-          <w:b/>
-          <w:lang w:eastAsia="es-CO"/>
-        </w:rPr>
-        <w:t>Domain</w:t>
-      </w:r>
-      <w:proofErr w:type="spellEnd"/>
-      <w:r>
-        <w:rPr>
-          <w:b/>
-          <w:lang w:eastAsia="es-CO"/>
-        </w:rPr>
-        <w:t xml:space="preserve"> </w:t>
-      </w:r>
-      <w:proofErr w:type="spellStart"/>
-      <w:r>
-        <w:rPr>
-          <w:b/>
-          <w:lang w:eastAsia="es-CO"/>
-        </w:rPr>
-        <w:t>Name</w:t>
-      </w:r>
-      <w:proofErr w:type="spellEnd"/>
-      <w:r>
-        <w:rPr>
-          <w:b/>
-          <w:lang w:eastAsia="es-CO"/>
-        </w:rPr>
-        <w:t xml:space="preserve"> </w:t>
-      </w:r>
-      <w:proofErr w:type="spellStart"/>
-      <w:r>
-        <w:rPr>
-          <w:b/>
-          <w:lang w:eastAsia="es-CO"/>
-        </w:rPr>
-        <w:t>System</w:t>
-      </w:r>
-      <w:proofErr w:type="spellEnd"/>
-      <w:r>
-        <w:rPr>
-          <w:b/>
-          <w:lang w:eastAsia="es-CO"/>
-        </w:rPr>
-        <w:t>)</w:t>
-      </w:r>
-      <w:r>
-        <w:rPr>
-          <w:lang w:eastAsia="es-CO"/>
-        </w:rPr>
-        <w:t xml:space="preserve">: sistema que traduce los nombres de dominio de Internet en direcciones IP, permitiendo que los usuarios accedan a sitios </w:t>
-      </w:r>
-      <w:r>
-        <w:rPr>
-          <w:rStyle w:val="Extranjerismo"/>
-        </w:rPr>
-        <w:t xml:space="preserve">web </w:t>
-      </w:r>
-      <w:r>
-        <w:rPr>
-          <w:lang w:eastAsia="es-CO"/>
-        </w:rPr>
-        <w:t>y servicios utilizando nombres fáciles de recordar.</w:t>
-      </w:r>
-    </w:p>
-    <w:p>
-      <w:pPr>
-        <w:rPr>
-          <w:lang w:eastAsia="es-CO"/>
-        </w:rPr>
-      </w:pPr>
-      <w:bookmarkStart w:id="26" w:name="_Hlk229674547"/>
-      <w:r>
-        <w:rPr>
-          <w:rStyle w:val="Extranjerismo"/>
-          <w:b/>
-          <w:lang w:eastAsia="es-CO"/>
-        </w:rPr>
-        <w:t>Firewall</w:t>
-      </w:r>
-      <w:bookmarkEnd w:id="26"/>
       <w:r>
         <w:rPr>
           <w:lang w:eastAsia="es-CO"/>
@@ -6952,8 +6950,8 @@
           <w:lang w:val="es-MX"/>
         </w:rPr>
       </w:pPr>
-      <w:bookmarkStart w:id="27" w:name="_Toc176443726"/>
-      <w:bookmarkStart w:id="28" w:name="_Toc229676297"/>
+      <w:bookmarkStart w:id="26" w:name="_Toc176443726"/>
+      <w:bookmarkStart w:id="27" w:name="_Toc229676297"/>
       <w:r>
         <w:rPr>
           <w:lang w:val="es-MX"/>
@@ -6961,8 +6959,8 @@
         <w:lastRenderedPageBreak/>
         <w:t>Referencias bibliográficas</w:t>
       </w:r>
+      <w:bookmarkEnd w:id="26"/>
       <w:bookmarkEnd w:id="27"/>
-      <w:bookmarkEnd w:id="28"/>
     </w:p>
     <w:p>
       <w:pPr>
@@ -7482,14 +7480,14 @@
       <w:pPr>
         <w:pStyle w:val="Titulosgenerales"/>
       </w:pPr>
-      <w:bookmarkStart w:id="29" w:name="_Toc176443727"/>
-      <w:bookmarkStart w:id="30" w:name="_Toc229676298"/>
+      <w:bookmarkStart w:id="28" w:name="_Toc176443727"/>
+      <w:bookmarkStart w:id="29" w:name="_Toc229676298"/>
       <w:r>
         <w:lastRenderedPageBreak/>
         <w:t>Créditos</w:t>
       </w:r>
+      <w:bookmarkEnd w:id="28"/>
       <w:bookmarkEnd w:id="29"/>
-      <w:bookmarkEnd w:id="30"/>
     </w:p>
     <w:tbl>
       <w:tblPr>
@@ -7621,7 +7619,12 @@
               </w:rPr>
             </w:pPr>
             <w:r>
-              <w:t>Responsable Ecosistema de Recursos Educativos Digitales (RED)</w:t>
+              <w:t>Profesional G06. Responsable Ecosistema de Recursos Educativos Digitales (RED)</w:t>
+            </w:r>
+            <w:bookmarkStart w:id="30" w:name="_GoBack"/>
+            <w:bookmarkEnd w:id="30"/>
+            <w:r>
+              <w:t>)</w:t>
             </w:r>
           </w:p>
         </w:tc>
@@ -12106,7 +12109,7 @@
 </file>
 
 <file path=customXml/itemProps1.xml><?xml version="1.0" encoding="utf-8"?>
-<ds:datastoreItem xmlns:ds="http://schemas.openxmlformats.org/officeDocument/2006/customXml" ds:itemID="{9DBB582B-1F46-4DAA-9597-9B63A0057003}">
+<ds:datastoreItem xmlns:ds="http://schemas.openxmlformats.org/officeDocument/2006/customXml" ds:itemID="{795FC07B-2865-424F-8C74-7F395CFCF916}">
   <ds:schemaRefs>
     <ds:schemaRef ds:uri="http://schemas.openxmlformats.org/officeDocument/2006/bibliography"/>
   </ds:schemaRefs>
@@ -12114,13 +12117,13 @@
 </file>
 
 <file path=customXml/itemProps2.xml><?xml version="1.0" encoding="utf-8"?>
-<ds:datastoreItem xmlns:ds="http://schemas.openxmlformats.org/officeDocument/2006/customXml" ds:itemID="{BB892915-58EB-4FED-8DDA-000EF4965F9A}"/>
+<ds:datastoreItem xmlns:ds="http://schemas.openxmlformats.org/officeDocument/2006/customXml" ds:itemID="{7A2AFC79-CEE3-4147-80D2-3C445C34B74B}"/>
 </file>
 
 <file path=customXml/itemProps3.xml><?xml version="1.0" encoding="utf-8"?>
-<ds:datastoreItem xmlns:ds="http://schemas.openxmlformats.org/officeDocument/2006/customXml" ds:itemID="{0722504D-EAAA-4DFD-B7B0-06699DB8F0EE}"/>
+<ds:datastoreItem xmlns:ds="http://schemas.openxmlformats.org/officeDocument/2006/customXml" ds:itemID="{A0507733-F8CC-4249-8E60-A41143FE9FC5}"/>
 </file>
 
 <file path=customXml/itemProps4.xml><?xml version="1.0" encoding="utf-8"?>
-<ds:datastoreItem xmlns:ds="http://schemas.openxmlformats.org/officeDocument/2006/customXml" ds:itemID="{5A3BBD1C-99E6-4894-AD88-63361186C2FD}"/>
+<ds:datastoreItem xmlns:ds="http://schemas.openxmlformats.org/officeDocument/2006/customXml" ds:itemID="{8AAB164A-26F0-4D64-B329-E1D8CF897D2C}"/>
 </file>